--- a/Phieu_lua_chon_va_danh_gia_de_tai_DATN_HK1_2026_2027.docx
+++ b/Phieu_lua_chon_va_danh_gia_de_tai_DATN_HK1_2026_2027.docx
@@ -28,14 +28,15 @@
         </w:p>
       </w:sdtContent>
     </w:sdt>
-    <w:bookmarkStart w:id="28" w:name="X57d70325afd619f8dd909453c5b1860c4185261"/>
     <w:p>
       <w:pPr>
         <w:pStyle w:val="Heading1"/>
       </w:pPr>
+      <w:bookmarkStart w:id="20" w:name="X57d70325afd619f8dd909453c5b1860c4185261"/>
       <w:r>
         <w:t xml:space="preserve">Phiếu lựa chọn nguyện vọng &amp; đánh giá readiness</w:t>
       </w:r>
+      <w:bookmarkEnd w:id="20"/>
     </w:p>
     <w:p>
       <w:pPr>
@@ -43,7 +44,6 @@
       </w:pPr>
       <w:r>
         <w:rPr>
-          <w:bCs/>
           <w:b/>
         </w:rPr>
         <w:t xml:space="preserve">Đồ án tốt nghiệp HK1 2026-2027 · Nhóm A - Digital IC/FPGA/ASIC · Nhóm B - Polar Code</w:t>
@@ -54,7 +54,7 @@
         <w:pStyle w:val="BodyText"/>
       </w:pPr>
       <w:r>
-        <w:t xml:space="preserve">Engineering &amp; Research Mentoring Program (Lucero) · Phiên bản 1.5.1 · 2026-08-23</w:t>
+        <w:t xml:space="preserve">Engineering &amp; Research Mentoring Program (Lucero) · Phiên bản 1.6.0 · 2026-08-23</w:t>
       </w:r>
     </w:p>
     <w:p>
@@ -71,14 +71,12 @@
       </w:pPr>
       <w:r>
         <w:rPr>
-          <w:iCs/>
           <w:i/>
         </w:rPr>
         <w:t xml:space="preserve">File này được sinh tự động từ</w:t>
       </w:r>
       <w:r>
         <w:rPr>
-          <w:iCs/>
           <w:i/>
         </w:rPr>
         <w:t xml:space="preserve"> </w:t>
@@ -86,21 +84,18 @@
       <w:r>
         <w:rPr>
           <w:rStyle w:val="VerbatimChar"/>
-          <w:iCs/>
           <w:i/>
         </w:rPr>
         <w:t xml:space="preserve">06_Data/</w:t>
       </w:r>
       <w:r>
         <w:rPr>
-          <w:iCs/>
           <w:i/>
         </w:rPr>
         <w:t xml:space="preserve"> </w:t>
       </w:r>
       <w:r>
         <w:rPr>
-          <w:iCs/>
           <w:i/>
         </w:rPr>
         <w:t xml:space="preserve">(scripts/generate_catalogs.py). KHÔNG sửa tay — mọi thay đổi phải sửa nguồn chuẩn rồi generate lại.</w:t>
@@ -125,14 +120,12 @@
       </w:r>
       <w:r>
         <w:rPr>
-          <w:bCs/>
           <w:b/>
         </w:rPr>
         <w:t xml:space="preserve">Ghi mã chuẩn của đề tài (vd</w:t>
       </w:r>
       <w:r>
         <w:rPr>
-          <w:bCs/>
           <w:b/>
         </w:rPr>
         <w:t xml:space="preserve"> </w:t>
@@ -140,45 +133,45 @@
       <w:r>
         <w:rPr>
           <w:rStyle w:val="VerbatimChar"/>
-          <w:bCs/>
           <w:b/>
         </w:rPr>
         <w:t xml:space="preserve">A4-T01</w:t>
       </w:r>
       <w:r>
         <w:rPr>
-          <w:bCs/>
           <w:b/>
         </w:rPr>
         <w:t xml:space="preserve">).</w:t>
       </w:r>
     </w:p>
-    <w:bookmarkStart w:id="20" w:name="phiếu-1---thông-tin-nguyện-vọng"/>
     <w:p>
       <w:pPr>
         <w:pStyle w:val="Heading2"/>
       </w:pPr>
+      <w:bookmarkStart w:id="21" w:name="phiếu-1---thông-tin-nguyện-vọng"/>
       <w:r>
         <w:t xml:space="preserve">PHIẾU 1 - Thông tin &amp; nguyện vọng</w:t>
       </w:r>
+      <w:bookmarkEnd w:id="21"/>
     </w:p>
     <w:tbl>
       <w:tblPr>
         <w:tblStyle w:val="Table"/>
-        <w:tblW w:type="auto" w:w="0"/>
-        <w:tblLook w:firstRow="1" w:lastRow="0" w:firstColumn="0" w:lastColumn="0" w:noHBand="0" w:noVBand="0" w:val="0020"/>
-        <w:jc w:val="start"/>
+        <w:tblW w:type="pct" w:w="0.0"/>
+        <w:tblLook w:firstRow="1"/>
       </w:tblPr>
-      <w:tblGrid>
-        <w:gridCol w:w="3960"/>
-        <w:gridCol w:w="3960"/>
-      </w:tblGrid>
+      <w:tblGrid/>
       <w:tr>
         <w:trPr>
-          <w:tblHeader w:val="true"/>
+          <w:cnfStyle w:firstRow="1"/>
         </w:trPr>
         <w:tc>
-          <w:tcPr/>
+          <w:tcPr>
+            <w:tcBorders>
+              <w:bottom w:val="single"/>
+            </w:tcBorders>
+            <w:vAlign w:val="bottom"/>
+          </w:tcPr>
           <w:p>
             <w:pPr>
               <w:pStyle w:val="Compact"/>
@@ -190,7 +183,12 @@
           </w:p>
         </w:tc>
         <w:tc>
-          <w:tcPr/>
+          <w:tcPr>
+            <w:tcBorders>
+              <w:bottom w:val="single"/>
+            </w:tcBorders>
+            <w:vAlign w:val="bottom"/>
+          </w:tcPr>
           <w:p>
             <w:pPr>
               <w:pStyle w:val="Compact"/>
@@ -204,7 +202,6 @@
       </w:tr>
       <w:tr>
         <w:tc>
-          <w:tcPr/>
           <w:p>
             <w:pPr>
               <w:pStyle w:val="Compact"/>
@@ -216,17 +213,11 @@
           </w:p>
         </w:tc>
         <w:tc>
-          <w:tcPr/>
-          <w:p>
-            <w:pPr>
-              <w:pStyle w:val="Compact"/>
-            </w:pPr>
-          </w:p>
-        </w:tc>
-      </w:tr>
-      <w:tr>
-        <w:tc>
-          <w:tcPr/>
+          <w:p/>
+        </w:tc>
+      </w:tr>
+      <w:tr>
+        <w:tc>
           <w:p>
             <w:pPr>
               <w:pStyle w:val="Compact"/>
@@ -238,17 +229,11 @@
           </w:p>
         </w:tc>
         <w:tc>
-          <w:tcPr/>
-          <w:p>
-            <w:pPr>
-              <w:pStyle w:val="Compact"/>
-            </w:pPr>
-          </w:p>
-        </w:tc>
-      </w:tr>
-      <w:tr>
-        <w:tc>
-          <w:tcPr/>
+          <w:p/>
+        </w:tc>
+      </w:tr>
+      <w:tr>
+        <w:tc>
           <w:p>
             <w:pPr>
               <w:pStyle w:val="Compact"/>
@@ -260,17 +245,11 @@
           </w:p>
         </w:tc>
         <w:tc>
-          <w:tcPr/>
-          <w:p>
-            <w:pPr>
-              <w:pStyle w:val="Compact"/>
-            </w:pPr>
-          </w:p>
-        </w:tc>
-      </w:tr>
-      <w:tr>
-        <w:tc>
-          <w:tcPr/>
+          <w:p/>
+        </w:tc>
+      </w:tr>
+      <w:tr>
+        <w:tc>
           <w:p>
             <w:pPr>
               <w:pStyle w:val="Compact"/>
@@ -282,17 +261,11 @@
           </w:p>
         </w:tc>
         <w:tc>
-          <w:tcPr/>
-          <w:p>
-            <w:pPr>
-              <w:pStyle w:val="Compact"/>
-            </w:pPr>
-          </w:p>
-        </w:tc>
-      </w:tr>
-      <w:tr>
-        <w:tc>
-          <w:tcPr/>
+          <w:p/>
+        </w:tc>
+      </w:tr>
+      <w:tr>
+        <w:tc>
           <w:p>
             <w:pPr>
               <w:pStyle w:val="Compact"/>
@@ -304,17 +277,11 @@
           </w:p>
         </w:tc>
         <w:tc>
-          <w:tcPr/>
-          <w:p>
-            <w:pPr>
-              <w:pStyle w:val="Compact"/>
-            </w:pPr>
-          </w:p>
-        </w:tc>
-      </w:tr>
-      <w:tr>
-        <w:tc>
-          <w:tcPr/>
+          <w:p/>
+        </w:tc>
+      </w:tr>
+      <w:tr>
+        <w:tc>
           <w:p>
             <w:pPr>
               <w:pStyle w:val="Compact"/>
@@ -326,35 +293,28 @@
           </w:p>
         </w:tc>
         <w:tc>
-          <w:tcPr/>
-          <w:p>
-            <w:pPr>
-              <w:pStyle w:val="Compact"/>
-            </w:pPr>
-          </w:p>
+          <w:p/>
         </w:tc>
       </w:tr>
     </w:tbl>
-    <w:p/>
     <w:tbl>
       <w:tblPr>
         <w:tblStyle w:val="Table"/>
-        <w:tblW w:type="pct" w:w="5000"/>
-        <w:tblLook w:firstRow="1" w:lastRow="0" w:firstColumn="0" w:lastColumn="0" w:noHBand="0" w:noVBand="0" w:val="0020"/>
-        <w:jc w:val="start"/>
+        <w:tblW w:type="pct" w:w="0.0"/>
+        <w:tblLook w:firstRow="1"/>
       </w:tblPr>
-      <w:tblGrid>
-        <w:gridCol w:w="1980"/>
-        <w:gridCol w:w="1980"/>
-        <w:gridCol w:w="1980"/>
-        <w:gridCol w:w="1980"/>
-      </w:tblGrid>
+      <w:tblGrid/>
       <w:tr>
         <w:trPr>
-          <w:tblHeader w:val="true"/>
+          <w:cnfStyle w:firstRow="1"/>
         </w:trPr>
         <w:tc>
-          <w:tcPr/>
+          <w:tcPr>
+            <w:tcBorders>
+              <w:bottom w:val="single"/>
+            </w:tcBorders>
+            <w:vAlign w:val="bottom"/>
+          </w:tcPr>
           <w:p>
             <w:pPr>
               <w:pStyle w:val="Compact"/>
@@ -366,7 +326,12 @@
           </w:p>
         </w:tc>
         <w:tc>
-          <w:tcPr/>
+          <w:tcPr>
+            <w:tcBorders>
+              <w:bottom w:val="single"/>
+            </w:tcBorders>
+            <w:vAlign w:val="bottom"/>
+          </w:tcPr>
           <w:p>
             <w:pPr>
               <w:pStyle w:val="Compact"/>
@@ -378,7 +343,12 @@
           </w:p>
         </w:tc>
         <w:tc>
-          <w:tcPr/>
+          <w:tcPr>
+            <w:tcBorders>
+              <w:bottom w:val="single"/>
+            </w:tcBorders>
+            <w:vAlign w:val="bottom"/>
+          </w:tcPr>
           <w:p>
             <w:pPr>
               <w:pStyle w:val="Compact"/>
@@ -390,7 +360,12 @@
           </w:p>
         </w:tc>
         <w:tc>
-          <w:tcPr/>
+          <w:tcPr>
+            <w:tcBorders>
+              <w:bottom w:val="single"/>
+            </w:tcBorders>
+            <w:vAlign w:val="bottom"/>
+          </w:tcPr>
           <w:p>
             <w:pPr>
               <w:pStyle w:val="Compact"/>
@@ -404,7 +379,6 @@
       </w:tr>
       <w:tr>
         <w:tc>
-          <w:tcPr/>
           <w:p>
             <w:pPr>
               <w:pStyle w:val="Compact"/>
@@ -416,33 +390,17 @@
           </w:p>
         </w:tc>
         <w:tc>
-          <w:tcPr/>
-          <w:p>
-            <w:pPr>
-              <w:pStyle w:val="Compact"/>
-            </w:pPr>
-          </w:p>
-        </w:tc>
-        <w:tc>
-          <w:tcPr/>
-          <w:p>
-            <w:pPr>
-              <w:pStyle w:val="Compact"/>
-            </w:pPr>
-          </w:p>
-        </w:tc>
-        <w:tc>
-          <w:tcPr/>
-          <w:p>
-            <w:pPr>
-              <w:pStyle w:val="Compact"/>
-            </w:pPr>
-          </w:p>
-        </w:tc>
-      </w:tr>
-      <w:tr>
-        <w:tc>
-          <w:tcPr/>
+          <w:p/>
+        </w:tc>
+        <w:tc>
+          <w:p/>
+        </w:tc>
+        <w:tc>
+          <w:p/>
+        </w:tc>
+      </w:tr>
+      <w:tr>
+        <w:tc>
           <w:p>
             <w:pPr>
               <w:pStyle w:val="Compact"/>
@@ -454,33 +412,17 @@
           </w:p>
         </w:tc>
         <w:tc>
-          <w:tcPr/>
-          <w:p>
-            <w:pPr>
-              <w:pStyle w:val="Compact"/>
-            </w:pPr>
-          </w:p>
-        </w:tc>
-        <w:tc>
-          <w:tcPr/>
-          <w:p>
-            <w:pPr>
-              <w:pStyle w:val="Compact"/>
-            </w:pPr>
-          </w:p>
-        </w:tc>
-        <w:tc>
-          <w:tcPr/>
-          <w:p>
-            <w:pPr>
-              <w:pStyle w:val="Compact"/>
-            </w:pPr>
-          </w:p>
-        </w:tc>
-      </w:tr>
-      <w:tr>
-        <w:tc>
-          <w:tcPr/>
+          <w:p/>
+        </w:tc>
+        <w:tc>
+          <w:p/>
+        </w:tc>
+        <w:tc>
+          <w:p/>
+        </w:tc>
+      </w:tr>
+      <w:tr>
+        <w:tc>
           <w:p>
             <w:pPr>
               <w:pStyle w:val="Compact"/>
@@ -492,40 +434,25 @@
           </w:p>
         </w:tc>
         <w:tc>
-          <w:tcPr/>
-          <w:p>
-            <w:pPr>
-              <w:pStyle w:val="Compact"/>
-            </w:pPr>
-          </w:p>
-        </w:tc>
-        <w:tc>
-          <w:tcPr/>
-          <w:p>
-            <w:pPr>
-              <w:pStyle w:val="Compact"/>
-            </w:pPr>
-          </w:p>
-        </w:tc>
-        <w:tc>
-          <w:tcPr/>
-          <w:p>
-            <w:pPr>
-              <w:pStyle w:val="Compact"/>
-            </w:pPr>
-          </w:p>
+          <w:p/>
+        </w:tc>
+        <w:tc>
+          <w:p/>
+        </w:tc>
+        <w:tc>
+          <w:p/>
         </w:tc>
       </w:tr>
     </w:tbl>
-    <w:bookmarkEnd w:id="20"/>
-    <w:bookmarkStart w:id="21" w:name="Xb0cabed11dbc23b42eaa04de7160761c962b2a9"/>
     <w:p>
       <w:pPr>
         <w:pStyle w:val="Heading2"/>
       </w:pPr>
+      <w:bookmarkStart w:id="22" w:name="Xb0cabed11dbc23b42eaa04de7160761c962b2a9"/>
       <w:r>
         <w:t xml:space="preserve">PHIẾU 2 - Technical Readiness (tự đánh giá 0-5)</w:t>
       </w:r>
+      <w:bookmarkEnd w:id="22"/>
     </w:p>
     <w:p>
       <w:pPr>
@@ -538,21 +465,21 @@
     <w:tbl>
       <w:tblPr>
         <w:tblStyle w:val="Table"/>
-        <w:tblW w:type="auto" w:w="0"/>
-        <w:tblLook w:firstRow="1" w:lastRow="0" w:firstColumn="0" w:lastColumn="0" w:noHBand="0" w:noVBand="0" w:val="0020"/>
-        <w:jc w:val="start"/>
+        <w:tblW w:type="pct" w:w="0.0"/>
+        <w:tblLook w:firstRow="1"/>
       </w:tblPr>
-      <w:tblGrid>
-        <w:gridCol w:w="2640"/>
-        <w:gridCol w:w="2640"/>
-        <w:gridCol w:w="2640"/>
-      </w:tblGrid>
+      <w:tblGrid/>
       <w:tr>
         <w:trPr>
-          <w:tblHeader w:val="true"/>
+          <w:cnfStyle w:firstRow="1"/>
         </w:trPr>
         <w:tc>
-          <w:tcPr/>
+          <w:tcPr>
+            <w:tcBorders>
+              <w:bottom w:val="single"/>
+            </w:tcBorders>
+            <w:vAlign w:val="bottom"/>
+          </w:tcPr>
           <w:p>
             <w:pPr>
               <w:pStyle w:val="Compact"/>
@@ -564,7 +491,12 @@
           </w:p>
         </w:tc>
         <w:tc>
-          <w:tcPr/>
+          <w:tcPr>
+            <w:tcBorders>
+              <w:bottom w:val="single"/>
+            </w:tcBorders>
+            <w:vAlign w:val="bottom"/>
+          </w:tcPr>
           <w:p>
             <w:pPr>
               <w:pStyle w:val="Compact"/>
@@ -576,7 +508,12 @@
           </w:p>
         </w:tc>
         <w:tc>
-          <w:tcPr/>
+          <w:tcPr>
+            <w:tcBorders>
+              <w:bottom w:val="single"/>
+            </w:tcBorders>
+            <w:vAlign w:val="bottom"/>
+          </w:tcPr>
           <w:p>
             <w:pPr>
               <w:pStyle w:val="Compact"/>
@@ -590,7 +527,6 @@
       </w:tr>
       <w:tr>
         <w:tc>
-          <w:tcPr/>
           <w:p>
             <w:pPr>
               <w:pStyle w:val="Compact"/>
@@ -602,25 +538,14 @@
           </w:p>
         </w:tc>
         <w:tc>
-          <w:tcPr/>
-          <w:p>
-            <w:pPr>
-              <w:pStyle w:val="Compact"/>
-            </w:pPr>
-          </w:p>
-        </w:tc>
-        <w:tc>
-          <w:tcPr/>
-          <w:p>
-            <w:pPr>
-              <w:pStyle w:val="Compact"/>
-            </w:pPr>
-          </w:p>
-        </w:tc>
-      </w:tr>
-      <w:tr>
-        <w:tc>
-          <w:tcPr/>
+          <w:p/>
+        </w:tc>
+        <w:tc>
+          <w:p/>
+        </w:tc>
+      </w:tr>
+      <w:tr>
+        <w:tc>
           <w:p>
             <w:pPr>
               <w:pStyle w:val="Compact"/>
@@ -632,25 +557,14 @@
           </w:p>
         </w:tc>
         <w:tc>
-          <w:tcPr/>
-          <w:p>
-            <w:pPr>
-              <w:pStyle w:val="Compact"/>
-            </w:pPr>
-          </w:p>
-        </w:tc>
-        <w:tc>
-          <w:tcPr/>
-          <w:p>
-            <w:pPr>
-              <w:pStyle w:val="Compact"/>
-            </w:pPr>
-          </w:p>
-        </w:tc>
-      </w:tr>
-      <w:tr>
-        <w:tc>
-          <w:tcPr/>
+          <w:p/>
+        </w:tc>
+        <w:tc>
+          <w:p/>
+        </w:tc>
+      </w:tr>
+      <w:tr>
+        <w:tc>
           <w:p>
             <w:pPr>
               <w:pStyle w:val="Compact"/>
@@ -662,25 +576,14 @@
           </w:p>
         </w:tc>
         <w:tc>
-          <w:tcPr/>
-          <w:p>
-            <w:pPr>
-              <w:pStyle w:val="Compact"/>
-            </w:pPr>
-          </w:p>
-        </w:tc>
-        <w:tc>
-          <w:tcPr/>
-          <w:p>
-            <w:pPr>
-              <w:pStyle w:val="Compact"/>
-            </w:pPr>
-          </w:p>
-        </w:tc>
-      </w:tr>
-      <w:tr>
-        <w:tc>
-          <w:tcPr/>
+          <w:p/>
+        </w:tc>
+        <w:tc>
+          <w:p/>
+        </w:tc>
+      </w:tr>
+      <w:tr>
+        <w:tc>
           <w:p>
             <w:pPr>
               <w:pStyle w:val="Compact"/>
@@ -692,25 +595,14 @@
           </w:p>
         </w:tc>
         <w:tc>
-          <w:tcPr/>
-          <w:p>
-            <w:pPr>
-              <w:pStyle w:val="Compact"/>
-            </w:pPr>
-          </w:p>
-        </w:tc>
-        <w:tc>
-          <w:tcPr/>
-          <w:p>
-            <w:pPr>
-              <w:pStyle w:val="Compact"/>
-            </w:pPr>
-          </w:p>
-        </w:tc>
-      </w:tr>
-      <w:tr>
-        <w:tc>
-          <w:tcPr/>
+          <w:p/>
+        </w:tc>
+        <w:tc>
+          <w:p/>
+        </w:tc>
+      </w:tr>
+      <w:tr>
+        <w:tc>
           <w:p>
             <w:pPr>
               <w:pStyle w:val="Compact"/>
@@ -722,25 +614,14 @@
           </w:p>
         </w:tc>
         <w:tc>
-          <w:tcPr/>
-          <w:p>
-            <w:pPr>
-              <w:pStyle w:val="Compact"/>
-            </w:pPr>
-          </w:p>
-        </w:tc>
-        <w:tc>
-          <w:tcPr/>
-          <w:p>
-            <w:pPr>
-              <w:pStyle w:val="Compact"/>
-            </w:pPr>
-          </w:p>
-        </w:tc>
-      </w:tr>
-      <w:tr>
-        <w:tc>
-          <w:tcPr/>
+          <w:p/>
+        </w:tc>
+        <w:tc>
+          <w:p/>
+        </w:tc>
+      </w:tr>
+      <w:tr>
+        <w:tc>
           <w:p>
             <w:pPr>
               <w:pStyle w:val="Compact"/>
@@ -752,25 +633,14 @@
           </w:p>
         </w:tc>
         <w:tc>
-          <w:tcPr/>
-          <w:p>
-            <w:pPr>
-              <w:pStyle w:val="Compact"/>
-            </w:pPr>
-          </w:p>
-        </w:tc>
-        <w:tc>
-          <w:tcPr/>
-          <w:p>
-            <w:pPr>
-              <w:pStyle w:val="Compact"/>
-            </w:pPr>
-          </w:p>
-        </w:tc>
-      </w:tr>
-      <w:tr>
-        <w:tc>
-          <w:tcPr/>
+          <w:p/>
+        </w:tc>
+        <w:tc>
+          <w:p/>
+        </w:tc>
+      </w:tr>
+      <w:tr>
+        <w:tc>
           <w:p>
             <w:pPr>
               <w:pStyle w:val="Compact"/>
@@ -782,25 +652,14 @@
           </w:p>
         </w:tc>
         <w:tc>
-          <w:tcPr/>
-          <w:p>
-            <w:pPr>
-              <w:pStyle w:val="Compact"/>
-            </w:pPr>
-          </w:p>
-        </w:tc>
-        <w:tc>
-          <w:tcPr/>
-          <w:p>
-            <w:pPr>
-              <w:pStyle w:val="Compact"/>
-            </w:pPr>
-          </w:p>
-        </w:tc>
-      </w:tr>
-      <w:tr>
-        <w:tc>
-          <w:tcPr/>
+          <w:p/>
+        </w:tc>
+        <w:tc>
+          <w:p/>
+        </w:tc>
+      </w:tr>
+      <w:tr>
+        <w:tc>
           <w:p>
             <w:pPr>
               <w:pStyle w:val="Compact"/>
@@ -812,25 +671,14 @@
           </w:p>
         </w:tc>
         <w:tc>
-          <w:tcPr/>
-          <w:p>
-            <w:pPr>
-              <w:pStyle w:val="Compact"/>
-            </w:pPr>
-          </w:p>
-        </w:tc>
-        <w:tc>
-          <w:tcPr/>
-          <w:p>
-            <w:pPr>
-              <w:pStyle w:val="Compact"/>
-            </w:pPr>
-          </w:p>
-        </w:tc>
-      </w:tr>
-      <w:tr>
-        <w:tc>
-          <w:tcPr/>
+          <w:p/>
+        </w:tc>
+        <w:tc>
+          <w:p/>
+        </w:tc>
+      </w:tr>
+      <w:tr>
+        <w:tc>
           <w:p>
             <w:pPr>
               <w:pStyle w:val="Compact"/>
@@ -842,25 +690,14 @@
           </w:p>
         </w:tc>
         <w:tc>
-          <w:tcPr/>
-          <w:p>
-            <w:pPr>
-              <w:pStyle w:val="Compact"/>
-            </w:pPr>
-          </w:p>
-        </w:tc>
-        <w:tc>
-          <w:tcPr/>
-          <w:p>
-            <w:pPr>
-              <w:pStyle w:val="Compact"/>
-            </w:pPr>
-          </w:p>
-        </w:tc>
-      </w:tr>
-      <w:tr>
-        <w:tc>
-          <w:tcPr/>
+          <w:p/>
+        </w:tc>
+        <w:tc>
+          <w:p/>
+        </w:tc>
+      </w:tr>
+      <w:tr>
+        <w:tc>
           <w:p>
             <w:pPr>
               <w:pStyle w:val="Compact"/>
@@ -872,25 +709,14 @@
           </w:p>
         </w:tc>
         <w:tc>
-          <w:tcPr/>
-          <w:p>
-            <w:pPr>
-              <w:pStyle w:val="Compact"/>
-            </w:pPr>
-          </w:p>
-        </w:tc>
-        <w:tc>
-          <w:tcPr/>
-          <w:p>
-            <w:pPr>
-              <w:pStyle w:val="Compact"/>
-            </w:pPr>
-          </w:p>
-        </w:tc>
-      </w:tr>
-      <w:tr>
-        <w:tc>
-          <w:tcPr/>
+          <w:p/>
+        </w:tc>
+        <w:tc>
+          <w:p/>
+        </w:tc>
+      </w:tr>
+      <w:tr>
+        <w:tc>
           <w:p>
             <w:pPr>
               <w:pStyle w:val="Compact"/>
@@ -902,25 +728,14 @@
           </w:p>
         </w:tc>
         <w:tc>
-          <w:tcPr/>
-          <w:p>
-            <w:pPr>
-              <w:pStyle w:val="Compact"/>
-            </w:pPr>
-          </w:p>
-        </w:tc>
-        <w:tc>
-          <w:tcPr/>
-          <w:p>
-            <w:pPr>
-              <w:pStyle w:val="Compact"/>
-            </w:pPr>
-          </w:p>
-        </w:tc>
-      </w:tr>
-      <w:tr>
-        <w:tc>
-          <w:tcPr/>
+          <w:p/>
+        </w:tc>
+        <w:tc>
+          <w:p/>
+        </w:tc>
+      </w:tr>
+      <w:tr>
+        <w:tc>
           <w:p>
             <w:pPr>
               <w:pStyle w:val="Compact"/>
@@ -932,25 +747,14 @@
           </w:p>
         </w:tc>
         <w:tc>
-          <w:tcPr/>
-          <w:p>
-            <w:pPr>
-              <w:pStyle w:val="Compact"/>
-            </w:pPr>
-          </w:p>
-        </w:tc>
-        <w:tc>
-          <w:tcPr/>
-          <w:p>
-            <w:pPr>
-              <w:pStyle w:val="Compact"/>
-            </w:pPr>
-          </w:p>
-        </w:tc>
-      </w:tr>
-      <w:tr>
-        <w:tc>
-          <w:tcPr/>
+          <w:p/>
+        </w:tc>
+        <w:tc>
+          <w:p/>
+        </w:tc>
+      </w:tr>
+      <w:tr>
+        <w:tc>
           <w:p>
             <w:pPr>
               <w:pStyle w:val="Compact"/>
@@ -962,25 +766,14 @@
           </w:p>
         </w:tc>
         <w:tc>
-          <w:tcPr/>
-          <w:p>
-            <w:pPr>
-              <w:pStyle w:val="Compact"/>
-            </w:pPr>
-          </w:p>
-        </w:tc>
-        <w:tc>
-          <w:tcPr/>
-          <w:p>
-            <w:pPr>
-              <w:pStyle w:val="Compact"/>
-            </w:pPr>
-          </w:p>
-        </w:tc>
-      </w:tr>
-      <w:tr>
-        <w:tc>
-          <w:tcPr/>
+          <w:p/>
+        </w:tc>
+        <w:tc>
+          <w:p/>
+        </w:tc>
+      </w:tr>
+      <w:tr>
+        <w:tc>
           <w:p>
             <w:pPr>
               <w:pStyle w:val="Compact"/>
@@ -992,25 +785,14 @@
           </w:p>
         </w:tc>
         <w:tc>
-          <w:tcPr/>
-          <w:p>
-            <w:pPr>
-              <w:pStyle w:val="Compact"/>
-            </w:pPr>
-          </w:p>
-        </w:tc>
-        <w:tc>
-          <w:tcPr/>
-          <w:p>
-            <w:pPr>
-              <w:pStyle w:val="Compact"/>
-            </w:pPr>
-          </w:p>
-        </w:tc>
-      </w:tr>
-      <w:tr>
-        <w:tc>
-          <w:tcPr/>
+          <w:p/>
+        </w:tc>
+        <w:tc>
+          <w:p/>
+        </w:tc>
+      </w:tr>
+      <w:tr>
+        <w:tc>
           <w:p>
             <w:pPr>
               <w:pStyle w:val="Compact"/>
@@ -1022,25 +804,14 @@
           </w:p>
         </w:tc>
         <w:tc>
-          <w:tcPr/>
-          <w:p>
-            <w:pPr>
-              <w:pStyle w:val="Compact"/>
-            </w:pPr>
-          </w:p>
-        </w:tc>
-        <w:tc>
-          <w:tcPr/>
-          <w:p>
-            <w:pPr>
-              <w:pStyle w:val="Compact"/>
-            </w:pPr>
-          </w:p>
-        </w:tc>
-      </w:tr>
-      <w:tr>
-        <w:tc>
-          <w:tcPr/>
+          <w:p/>
+        </w:tc>
+        <w:tc>
+          <w:p/>
+        </w:tc>
+      </w:tr>
+      <w:tr>
+        <w:tc>
           <w:p>
             <w:pPr>
               <w:pStyle w:val="Compact"/>
@@ -1052,20 +823,10 @@
           </w:p>
         </w:tc>
         <w:tc>
-          <w:tcPr/>
-          <w:p>
-            <w:pPr>
-              <w:pStyle w:val="Compact"/>
-            </w:pPr>
-          </w:p>
-        </w:tc>
-        <w:tc>
-          <w:tcPr/>
-          <w:p>
-            <w:pPr>
-              <w:pStyle w:val="Compact"/>
-            </w:pPr>
-          </w:p>
+          <w:p/>
+        </w:tc>
+        <w:tc>
+          <w:p/>
         </w:tc>
       </w:tr>
     </w:tbl>
@@ -1075,39 +836,39 @@
       </w:pPr>
       <w:r>
         <w:rPr>
-          <w:iCs/>
           <w:i/>
         </w:rPr>
         <w:t xml:space="preserve">Self-assessment chỉ là dữ liệu ban đầu; phải kiểm chứng bằng mini-task.</w:t>
       </w:r>
     </w:p>
-    <w:bookmarkEnd w:id="21"/>
-    <w:bookmarkStart w:id="22" w:name="X016d8d4f2d4a214187bffb1db11fbc027a409bf"/>
     <w:p>
       <w:pPr>
         <w:pStyle w:val="Heading2"/>
       </w:pPr>
+      <w:bookmarkStart w:id="23" w:name="X016d8d4f2d4a214187bffb1db11fbc027a409bf"/>
       <w:r>
         <w:t xml:space="preserve">PHIẾU 3 - Cam kết thời gian &amp; cách làm việc</w:t>
       </w:r>
+      <w:bookmarkEnd w:id="23"/>
     </w:p>
     <w:tbl>
       <w:tblPr>
         <w:tblStyle w:val="Table"/>
-        <w:tblW w:type="auto" w:w="0"/>
-        <w:tblLook w:firstRow="1" w:lastRow="0" w:firstColumn="0" w:lastColumn="0" w:noHBand="0" w:noVBand="0" w:val="0020"/>
-        <w:jc w:val="start"/>
+        <w:tblW w:type="pct" w:w="0.0"/>
+        <w:tblLook w:firstRow="1"/>
       </w:tblPr>
-      <w:tblGrid>
-        <w:gridCol w:w="3960"/>
-        <w:gridCol w:w="3960"/>
-      </w:tblGrid>
+      <w:tblGrid/>
       <w:tr>
         <w:trPr>
-          <w:tblHeader w:val="true"/>
+          <w:cnfStyle w:firstRow="1"/>
         </w:trPr>
         <w:tc>
-          <w:tcPr/>
+          <w:tcPr>
+            <w:tcBorders>
+              <w:bottom w:val="single"/>
+            </w:tcBorders>
+            <w:vAlign w:val="bottom"/>
+          </w:tcPr>
           <w:p>
             <w:pPr>
               <w:pStyle w:val="Compact"/>
@@ -1119,7 +880,12 @@
           </w:p>
         </w:tc>
         <w:tc>
-          <w:tcPr/>
+          <w:tcPr>
+            <w:tcBorders>
+              <w:bottom w:val="single"/>
+            </w:tcBorders>
+            <w:vAlign w:val="bottom"/>
+          </w:tcPr>
           <w:p>
             <w:pPr>
               <w:pStyle w:val="Compact"/>
@@ -1133,7 +899,6 @@
       </w:tr>
       <w:tr>
         <w:tc>
-          <w:tcPr/>
           <w:p>
             <w:pPr>
               <w:pStyle w:val="Compact"/>
@@ -1145,17 +910,11 @@
           </w:p>
         </w:tc>
         <w:tc>
-          <w:tcPr/>
-          <w:p>
-            <w:pPr>
-              <w:pStyle w:val="Compact"/>
-            </w:pPr>
-          </w:p>
-        </w:tc>
-      </w:tr>
-      <w:tr>
-        <w:tc>
-          <w:tcPr/>
+          <w:p/>
+        </w:tc>
+      </w:tr>
+      <w:tr>
+        <w:tc>
           <w:p>
             <w:pPr>
               <w:pStyle w:val="Compact"/>
@@ -1167,17 +926,11 @@
           </w:p>
         </w:tc>
         <w:tc>
-          <w:tcPr/>
-          <w:p>
-            <w:pPr>
-              <w:pStyle w:val="Compact"/>
-            </w:pPr>
-          </w:p>
-        </w:tc>
-      </w:tr>
-      <w:tr>
-        <w:tc>
-          <w:tcPr/>
+          <w:p/>
+        </w:tc>
+      </w:tr>
+      <w:tr>
+        <w:tc>
           <w:p>
             <w:pPr>
               <w:pStyle w:val="Compact"/>
@@ -1189,17 +942,11 @@
           </w:p>
         </w:tc>
         <w:tc>
-          <w:tcPr/>
-          <w:p>
-            <w:pPr>
-              <w:pStyle w:val="Compact"/>
-            </w:pPr>
-          </w:p>
-        </w:tc>
-      </w:tr>
-      <w:tr>
-        <w:tc>
-          <w:tcPr/>
+          <w:p/>
+        </w:tc>
+      </w:tr>
+      <w:tr>
+        <w:tc>
           <w:p>
             <w:pPr>
               <w:pStyle w:val="Compact"/>
@@ -1211,12 +958,7 @@
           </w:p>
         </w:tc>
         <w:tc>
-          <w:tcPr/>
-          <w:p>
-            <w:pPr>
-              <w:pStyle w:val="Compact"/>
-            </w:pPr>
-          </w:p>
+          <w:p/>
         </w:tc>
       </w:tr>
     </w:tbl>
@@ -1228,22 +970,21 @@
         <w:t xml:space="preserve">☐ Tôi xác nhận đã đọc mô tả đề tài và hiểu rằng kết quả đồ án phụ thuộc vào tiến độ và bằng chứng công việc hằng tuần.</w:t>
       </w:r>
     </w:p>
-    <w:bookmarkEnd w:id="22"/>
-    <w:bookmarkStart w:id="23" w:name="phiếu-4---readiness-test-2-tuần"/>
     <w:p>
       <w:pPr>
         <w:pStyle w:val="Heading2"/>
       </w:pPr>
+      <w:bookmarkStart w:id="24" w:name="phiếu-4---readiness-test-2-tuần"/>
       <w:r>
         <w:t xml:space="preserve">PHIẾU 4 - Readiness test 2 tuần</w:t>
       </w:r>
+      <w:bookmarkEnd w:id="24"/>
     </w:p>
     <w:tbl>
       <w:tblPr>
         <w:tblStyle w:val="Table"/>
-        <w:tblW w:type="pct" w:w="5000"/>
-        <w:tblLook w:firstRow="1" w:lastRow="0" w:firstColumn="0" w:lastColumn="0" w:noHBand="0" w:noVBand="0" w:val="0020"/>
-        <w:jc w:val="start"/>
+        <w:tblW w:type="pct" w:w="5000.0"/>
+        <w:tblLook w:firstRow="1"/>
       </w:tblPr>
       <w:tblGrid>
         <w:gridCol w:w="1584"/>
@@ -1254,10 +995,15 @@
       </w:tblGrid>
       <w:tr>
         <w:trPr>
-          <w:tblHeader w:val="true"/>
+          <w:cnfStyle w:firstRow="1"/>
         </w:trPr>
         <w:tc>
-          <w:tcPr/>
+          <w:tcPr>
+            <w:tcBorders>
+              <w:bottom w:val="single"/>
+            </w:tcBorders>
+            <w:vAlign w:val="bottom"/>
+          </w:tcPr>
           <w:p>
             <w:pPr>
               <w:pStyle w:val="Compact"/>
@@ -1269,7 +1015,12 @@
           </w:p>
         </w:tc>
         <w:tc>
-          <w:tcPr/>
+          <w:tcPr>
+            <w:tcBorders>
+              <w:bottom w:val="single"/>
+            </w:tcBorders>
+            <w:vAlign w:val="bottom"/>
+          </w:tcPr>
           <w:p>
             <w:pPr>
               <w:pStyle w:val="Compact"/>
@@ -1281,7 +1032,12 @@
           </w:p>
         </w:tc>
         <w:tc>
-          <w:tcPr/>
+          <w:tcPr>
+            <w:tcBorders>
+              <w:bottom w:val="single"/>
+            </w:tcBorders>
+            <w:vAlign w:val="bottom"/>
+          </w:tcPr>
           <w:p>
             <w:pPr>
               <w:pStyle w:val="Compact"/>
@@ -1293,7 +1049,12 @@
           </w:p>
         </w:tc>
         <w:tc>
-          <w:tcPr/>
+          <w:tcPr>
+            <w:tcBorders>
+              <w:bottom w:val="single"/>
+            </w:tcBorders>
+            <w:vAlign w:val="bottom"/>
+          </w:tcPr>
           <w:p>
             <w:pPr>
               <w:pStyle w:val="Compact"/>
@@ -1305,7 +1066,12 @@
           </w:p>
         </w:tc>
         <w:tc>
-          <w:tcPr/>
+          <w:tcPr>
+            <w:tcBorders>
+              <w:bottom w:val="single"/>
+            </w:tcBorders>
+            <w:vAlign w:val="bottom"/>
+          </w:tcPr>
           <w:p>
             <w:pPr>
               <w:pStyle w:val="Compact"/>
@@ -1319,7 +1085,6 @@
       </w:tr>
       <w:tr>
         <w:tc>
-          <w:tcPr/>
           <w:p>
             <w:pPr>
               <w:pStyle w:val="Compact"/>
@@ -1331,15 +1096,9 @@
           </w:p>
         </w:tc>
         <w:tc>
-          <w:tcPr/>
-          <w:p>
-            <w:pPr>
-              <w:pStyle w:val="Compact"/>
-            </w:pPr>
-          </w:p>
-        </w:tc>
-        <w:tc>
-          <w:tcPr/>
+          <w:p/>
+        </w:tc>
+        <w:tc>
           <w:p>
             <w:pPr>
               <w:pStyle w:val="Compact"/>
@@ -1351,15 +1110,9 @@
           </w:p>
         </w:tc>
         <w:tc>
-          <w:tcPr/>
-          <w:p>
-            <w:pPr>
-              <w:pStyle w:val="Compact"/>
-            </w:pPr>
-          </w:p>
-        </w:tc>
-        <w:tc>
-          <w:tcPr/>
+          <w:p/>
+        </w:tc>
+        <w:tc>
           <w:p>
             <w:pPr>
               <w:pStyle w:val="Compact"/>
@@ -1373,7 +1126,6 @@
       </w:tr>
       <w:tr>
         <w:tc>
-          <w:tcPr/>
           <w:p>
             <w:pPr>
               <w:pStyle w:val="Compact"/>
@@ -1385,15 +1137,9 @@
           </w:p>
         </w:tc>
         <w:tc>
-          <w:tcPr/>
-          <w:p>
-            <w:pPr>
-              <w:pStyle w:val="Compact"/>
-            </w:pPr>
-          </w:p>
-        </w:tc>
-        <w:tc>
-          <w:tcPr/>
+          <w:p/>
+        </w:tc>
+        <w:tc>
           <w:p>
             <w:pPr>
               <w:pStyle w:val="Compact"/>
@@ -1405,15 +1151,9 @@
           </w:p>
         </w:tc>
         <w:tc>
-          <w:tcPr/>
-          <w:p>
-            <w:pPr>
-              <w:pStyle w:val="Compact"/>
-            </w:pPr>
-          </w:p>
-        </w:tc>
-        <w:tc>
-          <w:tcPr/>
+          <w:p/>
+        </w:tc>
+        <w:tc>
           <w:p>
             <w:pPr>
               <w:pStyle w:val="Compact"/>
@@ -1427,7 +1167,6 @@
       </w:tr>
       <w:tr>
         <w:tc>
-          <w:tcPr/>
           <w:p>
             <w:pPr>
               <w:pStyle w:val="Compact"/>
@@ -1439,15 +1178,9 @@
           </w:p>
         </w:tc>
         <w:tc>
-          <w:tcPr/>
-          <w:p>
-            <w:pPr>
-              <w:pStyle w:val="Compact"/>
-            </w:pPr>
-          </w:p>
-        </w:tc>
-        <w:tc>
-          <w:tcPr/>
+          <w:p/>
+        </w:tc>
+        <w:tc>
           <w:p>
             <w:pPr>
               <w:pStyle w:val="Compact"/>
@@ -1459,15 +1192,9 @@
           </w:p>
         </w:tc>
         <w:tc>
-          <w:tcPr/>
-          <w:p>
-            <w:pPr>
-              <w:pStyle w:val="Compact"/>
-            </w:pPr>
-          </w:p>
-        </w:tc>
-        <w:tc>
-          <w:tcPr/>
+          <w:p/>
+        </w:tc>
+        <w:tc>
           <w:p>
             <w:pPr>
               <w:pStyle w:val="Compact"/>
@@ -1486,7 +1213,6 @@
       </w:pPr>
       <w:r>
         <w:rPr>
-          <w:bCs/>
           <w:b/>
         </w:rPr>
         <w:t xml:space="preserve">Kế hoạch 2 tuần chuẩn bị:</w:t>
@@ -1495,9 +1221,194 @@
     <w:tbl>
       <w:tblPr>
         <w:tblStyle w:val="Table"/>
-        <w:tblW w:type="auto" w:w="0"/>
-        <w:tblLook w:firstRow="1" w:lastRow="0" w:firstColumn="0" w:lastColumn="0" w:noHBand="0" w:noVBand="0" w:val="0020"/>
-        <w:jc w:val="start"/>
+        <w:tblW w:type="pct" w:w="0.0"/>
+        <w:tblLook w:firstRow="1"/>
+      </w:tblPr>
+      <w:tblGrid/>
+      <w:tr>
+        <w:trPr>
+          <w:cnfStyle w:firstRow="1"/>
+        </w:trPr>
+        <w:tc>
+          <w:tcPr>
+            <w:tcBorders>
+              <w:bottom w:val="single"/>
+            </w:tcBorders>
+            <w:vAlign w:val="bottom"/>
+          </w:tcPr>
+          <w:p>
+            <w:pPr>
+              <w:pStyle w:val="Compact"/>
+              <w:jc w:val="left"/>
+            </w:pPr>
+            <w:r>
+              <w:t xml:space="preserve">Tuần</w:t>
+            </w:r>
+          </w:p>
+        </w:tc>
+        <w:tc>
+          <w:tcPr>
+            <w:tcBorders>
+              <w:bottom w:val="single"/>
+            </w:tcBorders>
+            <w:vAlign w:val="bottom"/>
+          </w:tcPr>
+          <w:p>
+            <w:pPr>
+              <w:pStyle w:val="Compact"/>
+              <w:jc w:val="left"/>
+            </w:pPr>
+            <w:r>
+              <w:t xml:space="preserve">Việc sẽ thực hiện</w:t>
+            </w:r>
+          </w:p>
+        </w:tc>
+        <w:tc>
+          <w:tcPr>
+            <w:tcBorders>
+              <w:bottom w:val="single"/>
+            </w:tcBorders>
+            <w:vAlign w:val="bottom"/>
+          </w:tcPr>
+          <w:p>
+            <w:pPr>
+              <w:pStyle w:val="Compact"/>
+              <w:jc w:val="left"/>
+            </w:pPr>
+            <w:r>
+              <w:t xml:space="preserve">Bằng chứng dự kiến</w:t>
+            </w:r>
+          </w:p>
+        </w:tc>
+        <w:tc>
+          <w:tcPr>
+            <w:tcBorders>
+              <w:bottom w:val="single"/>
+            </w:tcBorders>
+            <w:vAlign w:val="bottom"/>
+          </w:tcPr>
+          <w:p>
+            <w:pPr>
+              <w:pStyle w:val="Compact"/>
+              <w:jc w:val="left"/>
+            </w:pPr>
+            <w:r>
+              <w:t xml:space="preserve">Thời hạn</w:t>
+            </w:r>
+          </w:p>
+        </w:tc>
+      </w:tr>
+      <w:tr>
+        <w:tc>
+          <w:p>
+            <w:pPr>
+              <w:pStyle w:val="Compact"/>
+              <w:jc w:val="left"/>
+            </w:pPr>
+            <w:r>
+              <w:t xml:space="preserve">Tuần 1</w:t>
+            </w:r>
+          </w:p>
+        </w:tc>
+        <w:tc>
+          <w:p/>
+        </w:tc>
+        <w:tc>
+          <w:p/>
+        </w:tc>
+        <w:tc>
+          <w:p/>
+        </w:tc>
+      </w:tr>
+      <w:tr>
+        <w:tc>
+          <w:p>
+            <w:pPr>
+              <w:pStyle w:val="Compact"/>
+              <w:jc w:val="left"/>
+            </w:pPr>
+            <w:r>
+              <w:t xml:space="preserve">Tuần 2</w:t>
+            </w:r>
+          </w:p>
+        </w:tc>
+        <w:tc>
+          <w:p/>
+        </w:tc>
+        <w:tc>
+          <w:p/>
+        </w:tc>
+        <w:tc>
+          <w:p/>
+        </w:tc>
+      </w:tr>
+    </w:tbl>
+    <w:p>
+      <w:pPr>
+        <w:pStyle w:val="Heading2"/>
+      </w:pPr>
+      <w:bookmarkStart w:id="25" w:name="Xb111b45b2ce3dbd6cfd0022b4dc63c10238a1de"/>
+      <w:r>
+        <w:t xml:space="preserve">PHIẾU 5 - Mentor evaluation (dành cho giảng viên hướng dẫn)</w:t>
+      </w:r>
+      <w:bookmarkEnd w:id="25"/>
+    </w:p>
+    <w:p>
+      <w:pPr>
+        <w:pStyle w:val="BlockText"/>
+      </w:pPr>
+      <w:r>
+        <w:rPr>
+          <w:b/>
+        </w:rPr>
+        <w:t xml:space="preserve">Lưu ý thang điểm:</w:t>
+      </w:r>
+      <w:r>
+        <w:t xml:space="preserve"> </w:t>
+      </w:r>
+      <w:r>
+        <w:t xml:space="preserve">Phiếu 2 (TR) chấm</w:t>
+      </w:r>
+      <w:r>
+        <w:t xml:space="preserve"> </w:t>
+      </w:r>
+      <w:r>
+        <w:rPr>
+          <w:b/>
+        </w:rPr>
+        <w:t xml:space="preserve">0-5</w:t>
+      </w:r>
+      <w:r>
+        <w:t xml:space="preserve">; Phiếu 5.1 (WR) và 5.2 (RR) chấm</w:t>
+      </w:r>
+      <w:r>
+        <w:t xml:space="preserve"> </w:t>
+      </w:r>
+      <w:r>
+        <w:rPr>
+          <w:b/>
+        </w:rPr>
+        <w:t xml:space="preserve">0-4</w:t>
+      </w:r>
+      <w:r>
+        <w:t xml:space="preserve">. Hai thang khác nhau — không quy đổi trực tiếp.</w:t>
+      </w:r>
+    </w:p>
+    <w:p>
+      <w:pPr>
+        <w:pStyle w:val="Heading3"/>
+      </w:pPr>
+      <w:bookmarkStart w:id="26" w:name="X17f97a965490c13bb52ff8320fed9b7065fb0b0"/>
+      <w:r>
+        <w:t xml:space="preserve">5.1 Working Readiness — chấm 0-4 mỗi tiêu chí, tổng /20</w:t>
+      </w:r>
+      <w:bookmarkEnd w:id="26"/>
+    </w:p>
+    <w:tbl>
+      <w:tblPr>
+        <w:tblStyle w:val="Table"/>
+        <w:tblW w:type="pct" w:w="5000.0"/>
+        <w:tblLook w:firstRow="1"/>
       </w:tblPr>
       <w:tblGrid>
         <w:gridCol w:w="1980"/>
@@ -1507,216 +1418,15 @@
       </w:tblGrid>
       <w:tr>
         <w:trPr>
-          <w:tblHeader w:val="true"/>
+          <w:cnfStyle w:firstRow="1"/>
         </w:trPr>
         <w:tc>
-          <w:tcPr/>
-          <w:p>
-            <w:pPr>
-              <w:pStyle w:val="Compact"/>
-              <w:jc w:val="left"/>
-            </w:pPr>
-            <w:r>
-              <w:t xml:space="preserve">Tuần</w:t>
-            </w:r>
-          </w:p>
-        </w:tc>
-        <w:tc>
-          <w:tcPr/>
-          <w:p>
-            <w:pPr>
-              <w:pStyle w:val="Compact"/>
-              <w:jc w:val="left"/>
-            </w:pPr>
-            <w:r>
-              <w:t xml:space="preserve">Việc sẽ thực hiện</w:t>
-            </w:r>
-          </w:p>
-        </w:tc>
-        <w:tc>
-          <w:tcPr/>
-          <w:p>
-            <w:pPr>
-              <w:pStyle w:val="Compact"/>
-              <w:jc w:val="left"/>
-            </w:pPr>
-            <w:r>
-              <w:t xml:space="preserve">Bằng chứng dự kiến</w:t>
-            </w:r>
-          </w:p>
-        </w:tc>
-        <w:tc>
-          <w:tcPr/>
-          <w:p>
-            <w:pPr>
-              <w:pStyle w:val="Compact"/>
-              <w:jc w:val="left"/>
-            </w:pPr>
-            <w:r>
-              <w:t xml:space="preserve">Thời hạn</w:t>
-            </w:r>
-          </w:p>
-        </w:tc>
-      </w:tr>
-      <w:tr>
-        <w:tc>
-          <w:tcPr/>
-          <w:p>
-            <w:pPr>
-              <w:pStyle w:val="Compact"/>
-              <w:jc w:val="left"/>
-            </w:pPr>
-            <w:r>
-              <w:t xml:space="preserve">Tuần 1</w:t>
-            </w:r>
-          </w:p>
-        </w:tc>
-        <w:tc>
-          <w:tcPr/>
-          <w:p>
-            <w:pPr>
-              <w:pStyle w:val="Compact"/>
-            </w:pPr>
-          </w:p>
-        </w:tc>
-        <w:tc>
-          <w:tcPr/>
-          <w:p>
-            <w:pPr>
-              <w:pStyle w:val="Compact"/>
-            </w:pPr>
-          </w:p>
-        </w:tc>
-        <w:tc>
-          <w:tcPr/>
-          <w:p>
-            <w:pPr>
-              <w:pStyle w:val="Compact"/>
-            </w:pPr>
-          </w:p>
-        </w:tc>
-      </w:tr>
-      <w:tr>
-        <w:tc>
-          <w:tcPr/>
-          <w:p>
-            <w:pPr>
-              <w:pStyle w:val="Compact"/>
-              <w:jc w:val="left"/>
-            </w:pPr>
-            <w:r>
-              <w:t xml:space="preserve">Tuần 2</w:t>
-            </w:r>
-          </w:p>
-        </w:tc>
-        <w:tc>
-          <w:tcPr/>
-          <w:p>
-            <w:pPr>
-              <w:pStyle w:val="Compact"/>
-            </w:pPr>
-          </w:p>
-        </w:tc>
-        <w:tc>
-          <w:tcPr/>
-          <w:p>
-            <w:pPr>
-              <w:pStyle w:val="Compact"/>
-            </w:pPr>
-          </w:p>
-        </w:tc>
-        <w:tc>
-          <w:tcPr/>
-          <w:p>
-            <w:pPr>
-              <w:pStyle w:val="Compact"/>
-            </w:pPr>
-          </w:p>
-        </w:tc>
-      </w:tr>
-    </w:tbl>
-    <w:bookmarkEnd w:id="23"/>
-    <w:bookmarkStart w:id="27" w:name="Xb111b45b2ce3dbd6cfd0022b4dc63c10238a1de"/>
-    <w:p>
-      <w:pPr>
-        <w:pStyle w:val="Heading2"/>
-      </w:pPr>
-      <w:r>
-        <w:t xml:space="preserve">PHIẾU 5 - Mentor evaluation (dành cho giảng viên hướng dẫn)</w:t>
-      </w:r>
-    </w:p>
-    <w:p>
-      <w:pPr>
-        <w:pStyle w:val="BlockText"/>
-      </w:pPr>
-      <w:r>
-        <w:rPr>
-          <w:bCs/>
-          <w:b/>
-        </w:rPr>
-        <w:t xml:space="preserve">Lưu ý thang điểm:</w:t>
-      </w:r>
-      <w:r>
-        <w:t xml:space="preserve"> </w:t>
-      </w:r>
-      <w:r>
-        <w:t xml:space="preserve">Phiếu 2 (TR) chấm</w:t>
-      </w:r>
-      <w:r>
-        <w:t xml:space="preserve"> </w:t>
-      </w:r>
-      <w:r>
-        <w:rPr>
-          <w:bCs/>
-          <w:b/>
-        </w:rPr>
-        <w:t xml:space="preserve">0-5</w:t>
-      </w:r>
-      <w:r>
-        <w:t xml:space="preserve">; Phiếu 5.1 (WR) và 5.2 (RR) chấm</w:t>
-      </w:r>
-      <w:r>
-        <w:t xml:space="preserve"> </w:t>
-      </w:r>
-      <w:r>
-        <w:rPr>
-          <w:bCs/>
-          <w:b/>
-        </w:rPr>
-        <w:t xml:space="preserve">0-4</w:t>
-      </w:r>
-      <w:r>
-        <w:t xml:space="preserve">. Hai thang khác nhau — không quy đổi trực tiếp.</w:t>
-      </w:r>
-    </w:p>
-    <w:bookmarkStart w:id="24" w:name="X17f97a965490c13bb52ff8320fed9b7065fb0b0"/>
-    <w:p>
-      <w:pPr>
-        <w:pStyle w:val="Heading3"/>
-      </w:pPr>
-      <w:r>
-        <w:t xml:space="preserve">5.1 Working Readiness — chấm 0-4 mỗi tiêu chí, tổng /20</w:t>
-      </w:r>
-    </w:p>
-    <w:tbl>
-      <w:tblPr>
-        <w:tblStyle w:val="Table"/>
-        <w:tblW w:type="pct" w:w="5000"/>
-        <w:tblLook w:firstRow="1" w:lastRow="0" w:firstColumn="0" w:lastColumn="0" w:noHBand="0" w:noVBand="0" w:val="0020"/>
-        <w:jc w:val="start"/>
-      </w:tblPr>
-      <w:tblGrid>
-        <w:gridCol w:w="1980"/>
-        <w:gridCol w:w="1980"/>
-        <w:gridCol w:w="1980"/>
-        <w:gridCol w:w="1980"/>
-      </w:tblGrid>
-      <w:tr>
-        <w:trPr>
-          <w:tblHeader w:val="true"/>
-        </w:trPr>
-        <w:tc>
-          <w:tcPr/>
+          <w:tcPr>
+            <w:tcBorders>
+              <w:bottom w:val="single"/>
+            </w:tcBorders>
+            <w:vAlign w:val="bottom"/>
+          </w:tcPr>
           <w:p>
             <w:pPr>
               <w:pStyle w:val="Compact"/>
@@ -1728,7 +1438,12 @@
           </w:p>
         </w:tc>
         <w:tc>
-          <w:tcPr/>
+          <w:tcPr>
+            <w:tcBorders>
+              <w:bottom w:val="single"/>
+            </w:tcBorders>
+            <w:vAlign w:val="bottom"/>
+          </w:tcPr>
           <w:p>
             <w:pPr>
               <w:pStyle w:val="Compact"/>
@@ -1740,7 +1455,12 @@
           </w:p>
         </w:tc>
         <w:tc>
-          <w:tcPr/>
+          <w:tcPr>
+            <w:tcBorders>
+              <w:bottom w:val="single"/>
+            </w:tcBorders>
+            <w:vAlign w:val="bottom"/>
+          </w:tcPr>
           <w:p>
             <w:pPr>
               <w:pStyle w:val="Compact"/>
@@ -1752,7 +1472,12 @@
           </w:p>
         </w:tc>
         <w:tc>
-          <w:tcPr/>
+          <w:tcPr>
+            <w:tcBorders>
+              <w:bottom w:val="single"/>
+            </w:tcBorders>
+            <w:vAlign w:val="bottom"/>
+          </w:tcPr>
           <w:p>
             <w:pPr>
               <w:pStyle w:val="Compact"/>
@@ -1766,7 +1491,6 @@
       </w:tr>
       <w:tr>
         <w:tc>
-          <w:tcPr/>
           <w:p>
             <w:pPr>
               <w:pStyle w:val="Compact"/>
@@ -1778,7 +1502,6 @@
           </w:p>
         </w:tc>
         <w:tc>
-          <w:tcPr/>
           <w:p>
             <w:pPr>
               <w:pStyle w:val="Compact"/>
@@ -1805,25 +1528,14 @@
           </w:p>
         </w:tc>
         <w:tc>
-          <w:tcPr/>
-          <w:p>
-            <w:pPr>
-              <w:pStyle w:val="Compact"/>
-            </w:pPr>
-          </w:p>
-        </w:tc>
-        <w:tc>
-          <w:tcPr/>
-          <w:p>
-            <w:pPr>
-              <w:pStyle w:val="Compact"/>
-            </w:pPr>
-          </w:p>
-        </w:tc>
-      </w:tr>
-      <w:tr>
-        <w:tc>
-          <w:tcPr/>
+          <w:p/>
+        </w:tc>
+        <w:tc>
+          <w:p/>
+        </w:tc>
+      </w:tr>
+      <w:tr>
+        <w:tc>
           <w:p>
             <w:pPr>
               <w:pStyle w:val="Compact"/>
@@ -1835,7 +1547,6 @@
           </w:p>
         </w:tc>
         <w:tc>
-          <w:tcPr/>
           <w:p>
             <w:pPr>
               <w:pStyle w:val="Compact"/>
@@ -1847,25 +1558,14 @@
           </w:p>
         </w:tc>
         <w:tc>
-          <w:tcPr/>
-          <w:p>
-            <w:pPr>
-              <w:pStyle w:val="Compact"/>
-            </w:pPr>
-          </w:p>
-        </w:tc>
-        <w:tc>
-          <w:tcPr/>
-          <w:p>
-            <w:pPr>
-              <w:pStyle w:val="Compact"/>
-            </w:pPr>
-          </w:p>
-        </w:tc>
-      </w:tr>
-      <w:tr>
-        <w:tc>
-          <w:tcPr/>
+          <w:p/>
+        </w:tc>
+        <w:tc>
+          <w:p/>
+        </w:tc>
+      </w:tr>
+      <w:tr>
+        <w:tc>
           <w:p>
             <w:pPr>
               <w:pStyle w:val="Compact"/>
@@ -1877,7 +1577,6 @@
           </w:p>
         </w:tc>
         <w:tc>
-          <w:tcPr/>
           <w:p>
             <w:pPr>
               <w:pStyle w:val="Compact"/>
@@ -1889,25 +1588,14 @@
           </w:p>
         </w:tc>
         <w:tc>
-          <w:tcPr/>
-          <w:p>
-            <w:pPr>
-              <w:pStyle w:val="Compact"/>
-            </w:pPr>
-          </w:p>
-        </w:tc>
-        <w:tc>
-          <w:tcPr/>
-          <w:p>
-            <w:pPr>
-              <w:pStyle w:val="Compact"/>
-            </w:pPr>
-          </w:p>
-        </w:tc>
-      </w:tr>
-      <w:tr>
-        <w:tc>
-          <w:tcPr/>
+          <w:p/>
+        </w:tc>
+        <w:tc>
+          <w:p/>
+        </w:tc>
+      </w:tr>
+      <w:tr>
+        <w:tc>
           <w:p>
             <w:pPr>
               <w:pStyle w:val="Compact"/>
@@ -1919,7 +1607,6 @@
           </w:p>
         </w:tc>
         <w:tc>
-          <w:tcPr/>
           <w:p>
             <w:pPr>
               <w:pStyle w:val="Compact"/>
@@ -1946,25 +1633,14 @@
           </w:p>
         </w:tc>
         <w:tc>
-          <w:tcPr/>
-          <w:p>
-            <w:pPr>
-              <w:pStyle w:val="Compact"/>
-            </w:pPr>
-          </w:p>
-        </w:tc>
-        <w:tc>
-          <w:tcPr/>
-          <w:p>
-            <w:pPr>
-              <w:pStyle w:val="Compact"/>
-            </w:pPr>
-          </w:p>
-        </w:tc>
-      </w:tr>
-      <w:tr>
-        <w:tc>
-          <w:tcPr/>
+          <w:p/>
+        </w:tc>
+        <w:tc>
+          <w:p/>
+        </w:tc>
+      </w:tr>
+      <w:tr>
+        <w:tc>
           <w:p>
             <w:pPr>
               <w:pStyle w:val="Compact"/>
@@ -1976,7 +1652,6 @@
           </w:p>
         </w:tc>
         <w:tc>
-          <w:tcPr/>
           <w:p>
             <w:pPr>
               <w:pStyle w:val="Compact"/>
@@ -1988,20 +1663,10 @@
           </w:p>
         </w:tc>
         <w:tc>
-          <w:tcPr/>
-          <w:p>
-            <w:pPr>
-              <w:pStyle w:val="Compact"/>
-            </w:pPr>
-          </w:p>
-        </w:tc>
-        <w:tc>
-          <w:tcPr/>
-          <w:p>
-            <w:pPr>
-              <w:pStyle w:val="Compact"/>
-            </w:pPr>
-          </w:p>
+          <w:p/>
+        </w:tc>
+        <w:tc>
+          <w:p/>
         </w:tc>
       </w:tr>
     </w:tbl>
@@ -2011,7 +1676,6 @@
       </w:pPr>
       <w:r>
         <w:rPr>
-          <w:bCs/>
           <w:b/>
         </w:rPr>
         <w:t xml:space="preserve">Ngưỡng gợi ý (/20):</w:t>
@@ -2053,14 +1717,12 @@
       </w:pPr>
       <w:r>
         <w:rPr>
-          <w:iCs/>
           <w:i/>
         </w:rPr>
         <w:t xml:space="preserve">Lưu ý: ở dòng ngưỡng trên,</w:t>
       </w:r>
       <w:r>
         <w:rPr>
-          <w:iCs/>
           <w:i/>
         </w:rPr>
         <w:t xml:space="preserve"> </w:t>
@@ -2068,58 +1730,49 @@
       <w:r>
         <w:rPr>
           <w:rStyle w:val="VerbatimChar"/>
-          <w:iCs/>
           <w:i/>
         </w:rPr>
         <w:t xml:space="preserve">B6</w:t>
       </w:r>
       <w:r>
         <w:rPr>
-          <w:iCs/>
           <w:i/>
         </w:rPr>
         <w:t xml:space="preserve"> </w:t>
       </w:r>
       <w:r>
         <w:rPr>
-          <w:iCs/>
           <w:i/>
         </w:rPr>
         <w:t xml:space="preserve">là</w:t>
       </w:r>
       <w:r>
         <w:rPr>
-          <w:iCs/>
           <w:i/>
         </w:rPr>
         <w:t xml:space="preserve"> </w:t>
       </w:r>
       <w:r>
         <w:rPr>
-          <w:bCs/>
           <w:b/>
-          <w:iCs/>
           <w:i/>
         </w:rPr>
         <w:t xml:space="preserve">family</w:t>
       </w:r>
       <w:r>
         <w:rPr>
-          <w:iCs/>
           <w:i/>
         </w:rPr>
         <w:t xml:space="preserve"> </w:t>
       </w:r>
       <w:r>
         <w:rPr>
-          <w:iCs/>
           <w:i/>
         </w:rPr>
         <w:t xml:space="preserve">trong mã chuẩn, không phải mã ngắn cohort</w:t>
       </w:r>
       <w:r>
         <w:rPr>
-          <w:iCs/>
           <w:i/>
         </w:rPr>
         <w:t xml:space="preserve"> </w:t>
@@ -2127,14 +1780,12 @@
       <w:r>
         <w:rPr>
           <w:rStyle w:val="VerbatimChar"/>
-          <w:iCs/>
           <w:i/>
         </w:rPr>
         <w:t xml:space="preserve">B6</w:t>
       </w:r>
       <w:r>
         <w:rPr>
-          <w:iCs/>
           <w:i/>
         </w:rPr>
         <w:t xml:space="preserve">.</w:t>
@@ -2146,28 +1797,26 @@
       </w:pPr>
       <w:r>
         <w:rPr>
-          <w:iCs/>
           <w:i/>
         </w:rPr>
         <w:t xml:space="preserve">Ngưỡng là gợi ý, không phải luật máy móc; mentor có thể override nhưng phải ghi lý do vào hồ sơ.</w:t>
       </w:r>
     </w:p>
-    <w:bookmarkEnd w:id="24"/>
-    <w:bookmarkStart w:id="25" w:name="X694a73a17e4c0a6fedd2e753d15841ae939ea8f"/>
     <w:p>
       <w:pPr>
         <w:pStyle w:val="Heading3"/>
       </w:pPr>
+      <w:bookmarkStart w:id="27" w:name="X694a73a17e4c0a6fedd2e753d15841ae939ea8f"/>
       <w:r>
         <w:t xml:space="preserve">5.2 Research Readiness — chấm 0-4 mỗi tiêu chí, tổng /20 (khi đề tài có định hướng nghiên cứu)</w:t>
       </w:r>
+      <w:bookmarkEnd w:id="27"/>
     </w:p>
     <w:tbl>
       <w:tblPr>
         <w:tblStyle w:val="Table"/>
-        <w:tblW w:type="pct" w:w="5000"/>
-        <w:tblLook w:firstRow="1" w:lastRow="0" w:firstColumn="0" w:lastColumn="0" w:noHBand="0" w:noVBand="0" w:val="0020"/>
-        <w:jc w:val="start"/>
+        <w:tblW w:type="pct" w:w="5000.0"/>
+        <w:tblLook w:firstRow="1"/>
       </w:tblPr>
       <w:tblGrid>
         <w:gridCol w:w="2640"/>
@@ -2176,10 +1825,15 @@
       </w:tblGrid>
       <w:tr>
         <w:trPr>
-          <w:tblHeader w:val="true"/>
+          <w:cnfStyle w:firstRow="1"/>
         </w:trPr>
         <w:tc>
-          <w:tcPr/>
+          <w:tcPr>
+            <w:tcBorders>
+              <w:bottom w:val="single"/>
+            </w:tcBorders>
+            <w:vAlign w:val="bottom"/>
+          </w:tcPr>
           <w:p>
             <w:pPr>
               <w:pStyle w:val="Compact"/>
@@ -2191,7 +1845,12 @@
           </w:p>
         </w:tc>
         <w:tc>
-          <w:tcPr/>
+          <w:tcPr>
+            <w:tcBorders>
+              <w:bottom w:val="single"/>
+            </w:tcBorders>
+            <w:vAlign w:val="bottom"/>
+          </w:tcPr>
           <w:p>
             <w:pPr>
               <w:pStyle w:val="Compact"/>
@@ -2203,7 +1862,12 @@
           </w:p>
         </w:tc>
         <w:tc>
-          <w:tcPr/>
+          <w:tcPr>
+            <w:tcBorders>
+              <w:bottom w:val="single"/>
+            </w:tcBorders>
+            <w:vAlign w:val="bottom"/>
+          </w:tcPr>
           <w:p>
             <w:pPr>
               <w:pStyle w:val="Compact"/>
@@ -2217,7 +1881,6 @@
       </w:tr>
       <w:tr>
         <w:tc>
-          <w:tcPr/>
           <w:p>
             <w:pPr>
               <w:pStyle w:val="Compact"/>
@@ -2229,7 +1892,6 @@
           </w:p>
         </w:tc>
         <w:tc>
-          <w:tcPr/>
           <w:p>
             <w:pPr>
               <w:pStyle w:val="Compact"/>
@@ -2241,17 +1903,11 @@
           </w:p>
         </w:tc>
         <w:tc>
-          <w:tcPr/>
-          <w:p>
-            <w:pPr>
-              <w:pStyle w:val="Compact"/>
-            </w:pPr>
-          </w:p>
-        </w:tc>
-      </w:tr>
-      <w:tr>
-        <w:tc>
-          <w:tcPr/>
+          <w:p/>
+        </w:tc>
+      </w:tr>
+      <w:tr>
+        <w:tc>
           <w:p>
             <w:pPr>
               <w:pStyle w:val="Compact"/>
@@ -2263,7 +1919,6 @@
           </w:p>
         </w:tc>
         <w:tc>
-          <w:tcPr/>
           <w:p>
             <w:pPr>
               <w:pStyle w:val="Compact"/>
@@ -2275,17 +1930,11 @@
           </w:p>
         </w:tc>
         <w:tc>
-          <w:tcPr/>
-          <w:p>
-            <w:pPr>
-              <w:pStyle w:val="Compact"/>
-            </w:pPr>
-          </w:p>
-        </w:tc>
-      </w:tr>
-      <w:tr>
-        <w:tc>
-          <w:tcPr/>
+          <w:p/>
+        </w:tc>
+      </w:tr>
+      <w:tr>
+        <w:tc>
           <w:p>
             <w:pPr>
               <w:pStyle w:val="Compact"/>
@@ -2297,7 +1946,6 @@
           </w:p>
         </w:tc>
         <w:tc>
-          <w:tcPr/>
           <w:p>
             <w:pPr>
               <w:pStyle w:val="Compact"/>
@@ -2309,17 +1957,11 @@
           </w:p>
         </w:tc>
         <w:tc>
-          <w:tcPr/>
-          <w:p>
-            <w:pPr>
-              <w:pStyle w:val="Compact"/>
-            </w:pPr>
-          </w:p>
-        </w:tc>
-      </w:tr>
-      <w:tr>
-        <w:tc>
-          <w:tcPr/>
+          <w:p/>
+        </w:tc>
+      </w:tr>
+      <w:tr>
+        <w:tc>
           <w:p>
             <w:pPr>
               <w:pStyle w:val="Compact"/>
@@ -2331,7 +1973,6 @@
           </w:p>
         </w:tc>
         <w:tc>
-          <w:tcPr/>
           <w:p>
             <w:pPr>
               <w:pStyle w:val="Compact"/>
@@ -2343,17 +1984,11 @@
           </w:p>
         </w:tc>
         <w:tc>
-          <w:tcPr/>
-          <w:p>
-            <w:pPr>
-              <w:pStyle w:val="Compact"/>
-            </w:pPr>
-          </w:p>
-        </w:tc>
-      </w:tr>
-      <w:tr>
-        <w:tc>
-          <w:tcPr/>
+          <w:p/>
+        </w:tc>
+      </w:tr>
+      <w:tr>
+        <w:tc>
           <w:p>
             <w:pPr>
               <w:pStyle w:val="Compact"/>
@@ -2365,7 +2000,6 @@
           </w:p>
         </w:tc>
         <w:tc>
-          <w:tcPr/>
           <w:p>
             <w:pPr>
               <w:pStyle w:val="Compact"/>
@@ -2377,12 +2011,7 @@
           </w:p>
         </w:tc>
         <w:tc>
-          <w:tcPr/>
-          <w:p>
-            <w:pPr>
-              <w:pStyle w:val="Compact"/>
-            </w:pPr>
-          </w:p>
+          <w:p/>
         </w:tc>
       </w:tr>
     </w:tbl>
@@ -2392,7 +2021,6 @@
       </w:pPr>
       <w:r>
         <w:rPr>
-          <w:bCs/>
           <w:b/>
         </w:rPr>
         <w:t xml:space="preserve">Kỳ vọng RR theo loại hoạt động:</w:t>
@@ -2401,20 +2029,21 @@
     <w:tbl>
       <w:tblPr>
         <w:tblStyle w:val="Table"/>
-        <w:tblW w:type="pct" w:w="5000"/>
-        <w:tblLook w:firstRow="1" w:lastRow="0" w:firstColumn="0" w:lastColumn="0" w:noHBand="0" w:noVBand="0" w:val="0020"/>
-        <w:jc w:val="start"/>
+        <w:tblW w:type="pct" w:w="0.0"/>
+        <w:tblLook w:firstRow="1"/>
       </w:tblPr>
-      <w:tblGrid>
-        <w:gridCol w:w="3960"/>
-        <w:gridCol w:w="3960"/>
-      </w:tblGrid>
+      <w:tblGrid/>
       <w:tr>
         <w:trPr>
-          <w:tblHeader w:val="true"/>
+          <w:cnfStyle w:firstRow="1"/>
         </w:trPr>
         <w:tc>
-          <w:tcPr/>
+          <w:tcPr>
+            <w:tcBorders>
+              <w:bottom w:val="single"/>
+            </w:tcBorders>
+            <w:vAlign w:val="bottom"/>
+          </w:tcPr>
           <w:p>
             <w:pPr>
               <w:pStyle w:val="Compact"/>
@@ -2426,7 +2055,12 @@
           </w:p>
         </w:tc>
         <w:tc>
-          <w:tcPr/>
+          <w:tcPr>
+            <w:tcBorders>
+              <w:bottom w:val="single"/>
+            </w:tcBorders>
+            <w:vAlign w:val="bottom"/>
+          </w:tcPr>
           <w:p>
             <w:pPr>
               <w:pStyle w:val="Compact"/>
@@ -2440,7 +2074,6 @@
       </w:tr>
       <w:tr>
         <w:tc>
-          <w:tcPr/>
           <w:p>
             <w:pPr>
               <w:pStyle w:val="Compact"/>
@@ -2452,7 +2085,6 @@
           </w:p>
         </w:tc>
         <w:tc>
-          <w:tcPr/>
           <w:p>
             <w:pPr>
               <w:pStyle w:val="Compact"/>
@@ -2466,7 +2098,6 @@
       </w:tr>
       <w:tr>
         <w:tc>
-          <w:tcPr/>
           <w:p>
             <w:pPr>
               <w:pStyle w:val="Compact"/>
@@ -2478,7 +2109,6 @@
           </w:p>
         </w:tc>
         <w:tc>
-          <w:tcPr/>
           <w:p>
             <w:pPr>
               <w:pStyle w:val="Compact"/>
@@ -2492,7 +2122,6 @@
       </w:tr>
       <w:tr>
         <w:tc>
-          <w:tcPr/>
           <w:p>
             <w:pPr>
               <w:pStyle w:val="Compact"/>
@@ -2504,7 +2133,6 @@
           </w:p>
         </w:tc>
         <w:tc>
-          <w:tcPr/>
           <w:p>
             <w:pPr>
               <w:pStyle w:val="Compact"/>
@@ -2518,7 +2146,6 @@
       </w:tr>
       <w:tr>
         <w:tc>
-          <w:tcPr/>
           <w:p>
             <w:pPr>
               <w:pStyle w:val="Compact"/>
@@ -2530,7 +2157,6 @@
           </w:p>
         </w:tc>
         <w:tc>
-          <w:tcPr/>
           <w:p>
             <w:pPr>
               <w:pStyle w:val="Compact"/>
@@ -2544,7 +2170,6 @@
       </w:tr>
       <w:tr>
         <w:tc>
-          <w:tcPr/>
           <w:p>
             <w:pPr>
               <w:pStyle w:val="Compact"/>
@@ -2556,7 +2181,6 @@
           </w:p>
         </w:tc>
         <w:tc>
-          <w:tcPr/>
           <w:p>
             <w:pPr>
               <w:pStyle w:val="Compact"/>
@@ -2570,7 +2194,6 @@
       </w:tr>
       <w:tr>
         <w:tc>
-          <w:tcPr/>
           <w:p>
             <w:pPr>
               <w:pStyle w:val="Compact"/>
@@ -2582,7 +2205,6 @@
           </w:p>
         </w:tc>
         <w:tc>
-          <w:tcPr/>
           <w:p>
             <w:pPr>
               <w:pStyle w:val="Compact"/>
@@ -2601,21 +2223,20 @@
       </w:pPr>
       <w:r>
         <w:rPr>
-          <w:iCs/>
           <w:i/>
         </w:rPr>
         <w:t xml:space="preserve">RR chấm định tính theo kỳ vọng trên; tổng /20 chỉ để ghi nhận, KHÔNG có ngưỡng số như WR. Mentor kết luận bằng nhận định + evidence và ghi lý do vào hồ sơ.</w:t>
       </w:r>
     </w:p>
-    <w:bookmarkEnd w:id="25"/>
-    <w:bookmarkStart w:id="26" w:name="kết-quả-đánh-giá-và-phân-công"/>
     <w:p>
       <w:pPr>
         <w:pStyle w:val="Heading3"/>
       </w:pPr>
+      <w:bookmarkStart w:id="28" w:name="kết-quả-đánh-giá-và-phân-công"/>
       <w:r>
         <w:t xml:space="preserve">5.3 Kết quả đánh giá và phân công</w:t>
       </w:r>
+      <w:bookmarkEnd w:id="28"/>
     </w:p>
     <w:p>
       <w:pPr>
@@ -2628,20 +2249,21 @@
     <w:tbl>
       <w:tblPr>
         <w:tblStyle w:val="Table"/>
-        <w:tblW w:type="pct" w:w="5000"/>
-        <w:tblLook w:firstRow="1" w:lastRow="0" w:firstColumn="0" w:lastColumn="0" w:noHBand="0" w:noVBand="0" w:val="0020"/>
-        <w:jc w:val="start"/>
+        <w:tblW w:type="pct" w:w="0.0"/>
+        <w:tblLook w:firstRow="1"/>
       </w:tblPr>
-      <w:tblGrid>
-        <w:gridCol w:w="3960"/>
-        <w:gridCol w:w="3960"/>
-      </w:tblGrid>
+      <w:tblGrid/>
       <w:tr>
         <w:trPr>
-          <w:tblHeader w:val="true"/>
+          <w:cnfStyle w:firstRow="1"/>
         </w:trPr>
         <w:tc>
-          <w:tcPr/>
+          <w:tcPr>
+            <w:tcBorders>
+              <w:bottom w:val="single"/>
+            </w:tcBorders>
+            <w:vAlign w:val="bottom"/>
+          </w:tcPr>
           <w:p>
             <w:pPr>
               <w:pStyle w:val="Compact"/>
@@ -2653,7 +2275,12 @@
           </w:p>
         </w:tc>
         <w:tc>
-          <w:tcPr/>
+          <w:tcPr>
+            <w:tcBorders>
+              <w:bottom w:val="single"/>
+            </w:tcBorders>
+            <w:vAlign w:val="bottom"/>
+          </w:tcPr>
           <w:p>
             <w:pPr>
               <w:pStyle w:val="Compact"/>
@@ -2667,7 +2294,6 @@
       </w:tr>
       <w:tr>
         <w:tc>
-          <w:tcPr/>
           <w:p>
             <w:pPr>
               <w:pStyle w:val="Compact"/>
@@ -2679,17 +2305,11 @@
           </w:p>
         </w:tc>
         <w:tc>
-          <w:tcPr/>
-          <w:p>
-            <w:pPr>
-              <w:pStyle w:val="Compact"/>
-            </w:pPr>
-          </w:p>
-        </w:tc>
-      </w:tr>
-      <w:tr>
-        <w:tc>
-          <w:tcPr/>
+          <w:p/>
+        </w:tc>
+      </w:tr>
+      <w:tr>
+        <w:tc>
           <w:p>
             <w:pPr>
               <w:pStyle w:val="Compact"/>
@@ -2701,17 +2321,11 @@
           </w:p>
         </w:tc>
         <w:tc>
-          <w:tcPr/>
-          <w:p>
-            <w:pPr>
-              <w:pStyle w:val="Compact"/>
-            </w:pPr>
-          </w:p>
-        </w:tc>
-      </w:tr>
-      <w:tr>
-        <w:tc>
-          <w:tcPr/>
+          <w:p/>
+        </w:tc>
+      </w:tr>
+      <w:tr>
+        <w:tc>
           <w:p>
             <w:pPr>
               <w:pStyle w:val="Compact"/>
@@ -2723,17 +2337,11 @@
           </w:p>
         </w:tc>
         <w:tc>
-          <w:tcPr/>
-          <w:p>
-            <w:pPr>
-              <w:pStyle w:val="Compact"/>
-            </w:pPr>
-          </w:p>
-        </w:tc>
-      </w:tr>
-      <w:tr>
-        <w:tc>
-          <w:tcPr/>
+          <w:p/>
+        </w:tc>
+      </w:tr>
+      <w:tr>
+        <w:tc>
           <w:p>
             <w:pPr>
               <w:pStyle w:val="Compact"/>
@@ -2741,7 +2349,6 @@
             </w:pPr>
             <w:r>
               <w:rPr>
-                <w:bCs/>
                 <w:b/>
               </w:rPr>
               <w:t xml:space="preserve">Level đánh giá của sinh viên (L0-L5)</w:t>
@@ -2749,17 +2356,11 @@
           </w:p>
         </w:tc>
         <w:tc>
-          <w:tcPr/>
-          <w:p>
-            <w:pPr>
-              <w:pStyle w:val="Compact"/>
-            </w:pPr>
-          </w:p>
-        </w:tc>
-      </w:tr>
-      <w:tr>
-        <w:tc>
-          <w:tcPr/>
+          <w:p/>
+        </w:tc>
+      </w:tr>
+      <w:tr>
+        <w:tc>
           <w:p>
             <w:pPr>
               <w:pStyle w:val="Compact"/>
@@ -2767,7 +2368,6 @@
             </w:pPr>
             <w:r>
               <w:rPr>
-                <w:bCs/>
                 <w:b/>
               </w:rPr>
               <w:t xml:space="preserve">Level tối thiểu của đề tài đề xuất</w:t>
@@ -2775,17 +2375,11 @@
           </w:p>
         </w:tc>
         <w:tc>
-          <w:tcPr/>
-          <w:p>
-            <w:pPr>
-              <w:pStyle w:val="Compact"/>
-            </w:pPr>
-          </w:p>
-        </w:tc>
-      </w:tr>
-      <w:tr>
-        <w:tc>
-          <w:tcPr/>
+          <w:p/>
+        </w:tc>
+      </w:tr>
+      <w:tr>
+        <w:tc>
           <w:p>
             <w:pPr>
               <w:pStyle w:val="Compact"/>
@@ -2793,7 +2387,6 @@
             </w:pPr>
             <w:r>
               <w:rPr>
-                <w:bCs/>
                 <w:b/>
               </w:rPr>
               <w:t xml:space="preserve">Đối chiếu level</w:t>
@@ -2801,7 +2394,6 @@
           </w:p>
         </w:tc>
         <w:tc>
-          <w:tcPr/>
           <w:p>
             <w:pPr>
               <w:pStyle w:val="Compact"/>
@@ -2815,7 +2407,6 @@
       </w:tr>
       <w:tr>
         <w:tc>
-          <w:tcPr/>
           <w:p>
             <w:pPr>
               <w:pStyle w:val="Compact"/>
@@ -2827,17 +2418,11 @@
           </w:p>
         </w:tc>
         <w:tc>
-          <w:tcPr/>
-          <w:p>
-            <w:pPr>
-              <w:pStyle w:val="Compact"/>
-            </w:pPr>
-          </w:p>
-        </w:tc>
-      </w:tr>
-      <w:tr>
-        <w:tc>
-          <w:tcPr/>
+          <w:p/>
+        </w:tc>
+      </w:tr>
+      <w:tr>
+        <w:tc>
           <w:p>
             <w:pPr>
               <w:pStyle w:val="Compact"/>
@@ -2849,17 +2434,11 @@
           </w:p>
         </w:tc>
         <w:tc>
-          <w:tcPr/>
-          <w:p>
-            <w:pPr>
-              <w:pStyle w:val="Compact"/>
-            </w:pPr>
-          </w:p>
-        </w:tc>
-      </w:tr>
-      <w:tr>
-        <w:tc>
-          <w:tcPr/>
+          <w:p/>
+        </w:tc>
+      </w:tr>
+      <w:tr>
+        <w:tc>
           <w:p>
             <w:pPr>
               <w:pStyle w:val="Compact"/>
@@ -2871,17 +2450,11 @@
           </w:p>
         </w:tc>
         <w:tc>
-          <w:tcPr/>
-          <w:p>
-            <w:pPr>
-              <w:pStyle w:val="Compact"/>
-            </w:pPr>
-          </w:p>
-        </w:tc>
-      </w:tr>
-      <w:tr>
-        <w:tc>
-          <w:tcPr/>
+          <w:p/>
+        </w:tc>
+      </w:tr>
+      <w:tr>
+        <w:tc>
           <w:p>
             <w:pPr>
               <w:pStyle w:val="Compact"/>
@@ -2893,17 +2466,11 @@
           </w:p>
         </w:tc>
         <w:tc>
-          <w:tcPr/>
-          <w:p>
-            <w:pPr>
-              <w:pStyle w:val="Compact"/>
-            </w:pPr>
-          </w:p>
-        </w:tc>
-      </w:tr>
-      <w:tr>
-        <w:tc>
-          <w:tcPr/>
+          <w:p/>
+        </w:tc>
+      </w:tr>
+      <w:tr>
+        <w:tc>
           <w:p>
             <w:pPr>
               <w:pStyle w:val="Compact"/>
@@ -2915,17 +2482,11 @@
           </w:p>
         </w:tc>
         <w:tc>
-          <w:tcPr/>
-          <w:p>
-            <w:pPr>
-              <w:pStyle w:val="Compact"/>
-            </w:pPr>
-          </w:p>
-        </w:tc>
-      </w:tr>
-      <w:tr>
-        <w:tc>
-          <w:tcPr/>
+          <w:p/>
+        </w:tc>
+      </w:tr>
+      <w:tr>
+        <w:tc>
           <w:p>
             <w:pPr>
               <w:pStyle w:val="Compact"/>
@@ -2937,7 +2498,6 @@
           </w:p>
         </w:tc>
         <w:tc>
-          <w:tcPr/>
           <w:p>
             <w:pPr>
               <w:pStyle w:val="Compact"/>
@@ -2951,7 +2511,6 @@
       </w:tr>
       <w:tr>
         <w:tc>
-          <w:tcPr/>
           <w:p>
             <w:pPr>
               <w:pStyle w:val="Compact"/>
@@ -2963,12 +2522,7 @@
           </w:p>
         </w:tc>
         <w:tc>
-          <w:tcPr/>
-          <w:p>
-            <w:pPr>
-              <w:pStyle w:val="Compact"/>
-            </w:pPr>
-          </w:p>
+          <w:p/>
         </w:tc>
       </w:tr>
     </w:tbl>
@@ -2988,9 +2542,6 @@
         <w:t xml:space="preserve">Sinh viên ký/ghi rõ họ tên: ______________________________</w:t>
       </w:r>
     </w:p>
-    <w:bookmarkEnd w:id="26"/>
-    <w:bookmarkEnd w:id="27"/>
-    <w:bookmarkEnd w:id="28"/>
     <w:sectPr/>
   </w:body>
 </w:document>
@@ -3022,14 +2573,17 @@
 <file path=word/numbering.xml><?xml version="1.0" encoding="utf-8"?>
 <w:numbering xmlns:w="http://schemas.openxmlformats.org/wordprocessingml/2006/main">
   <w:abstractNum w:abstractNumId="990">
-    <w:nsid w:val="A990"/>
+    <w:nsid w:val="2c1ae401"/>
     <w:multiLevelType w:val="multilevel"/>
     <w:lvl w:ilvl="0">
       <w:numFmt w:val="bullet"/>
       <w:lvlText w:val=" "/>
       <w:lvlJc w:val="left"/>
       <w:pPr>
-        <w:ind w:left="720" w:hanging="480"/>
+        <w:tabs>
+          <w:tab w:val="num" w:pos="0"/>
+        </w:tabs>
+        <w:ind w:left="480" w:hanging="480"/>
       </w:pPr>
     </w:lvl>
     <w:lvl w:ilvl="1">
@@ -3037,7 +2591,10 @@
       <w:lvlText w:val=" "/>
       <w:lvlJc w:val="left"/>
       <w:pPr>
-        <w:ind w:left="1440" w:hanging="480"/>
+        <w:tabs>
+          <w:tab w:val="num" w:pos="720"/>
+        </w:tabs>
+        <w:ind w:left="1200" w:hanging="480"/>
       </w:pPr>
     </w:lvl>
     <w:lvl w:ilvl="2">
@@ -3045,7 +2602,10 @@
       <w:lvlText w:val=" "/>
       <w:lvlJc w:val="left"/>
       <w:pPr>
-        <w:ind w:left="2160" w:hanging="480"/>
+        <w:tabs>
+          <w:tab w:val="num" w:pos="1440"/>
+        </w:tabs>
+        <w:ind w:left="1920" w:hanging="480"/>
       </w:pPr>
     </w:lvl>
     <w:lvl w:ilvl="3">
@@ -3053,7 +2613,10 @@
       <w:lvlText w:val=" "/>
       <w:lvlJc w:val="left"/>
       <w:pPr>
-        <w:ind w:left="2880" w:hanging="480"/>
+        <w:tabs>
+          <w:tab w:val="num" w:pos="2160"/>
+        </w:tabs>
+        <w:ind w:left="2640" w:hanging="480"/>
       </w:pPr>
     </w:lvl>
     <w:lvl w:ilvl="4">
@@ -3061,7 +2624,10 @@
       <w:lvlText w:val=" "/>
       <w:lvlJc w:val="left"/>
       <w:pPr>
-        <w:ind w:left="3600" w:hanging="480"/>
+        <w:tabs>
+          <w:tab w:val="num" w:pos="2880"/>
+        </w:tabs>
+        <w:ind w:left="3360" w:hanging="480"/>
       </w:pPr>
     </w:lvl>
     <w:lvl w:ilvl="5">
@@ -3069,7 +2635,10 @@
       <w:lvlText w:val=" "/>
       <w:lvlJc w:val="left"/>
       <w:pPr>
-        <w:ind w:left="4320" w:hanging="480"/>
+        <w:tabs>
+          <w:tab w:val="num" w:pos="3600"/>
+        </w:tabs>
+        <w:ind w:left="4080" w:hanging="480"/>
       </w:pPr>
     </w:lvl>
     <w:lvl w:ilvl="6">
@@ -3077,7 +2646,10 @@
       <w:lvlText w:val=" "/>
       <w:lvlJc w:val="left"/>
       <w:pPr>
-        <w:ind w:left="5040" w:hanging="480"/>
+        <w:tabs>
+          <w:tab w:val="num" w:pos="4320"/>
+        </w:tabs>
+        <w:ind w:left="4800" w:hanging="480"/>
       </w:pPr>
     </w:lvl>
     <w:lvl w:ilvl="7">
@@ -3085,7 +2657,10 @@
       <w:lvlText w:val=" "/>
       <w:lvlJc w:val="left"/>
       <w:pPr>
-        <w:ind w:left="5760" w:hanging="480"/>
+        <w:tabs>
+          <w:tab w:val="num" w:pos="5040"/>
+        </w:tabs>
+        <w:ind w:left="5520" w:hanging="480"/>
       </w:pPr>
     </w:lvl>
     <w:lvl w:ilvl="8">
@@ -3093,7 +2668,10 @@
       <w:lvlText w:val=" "/>
       <w:lvlJc w:val="left"/>
       <w:pPr>
-        <w:ind w:left="6480" w:hanging="480"/>
+        <w:tabs>
+          <w:tab w:val="num" w:pos="5760"/>
+        </w:tabs>
+        <w:ind w:left="6240" w:hanging="480"/>
       </w:pPr>
     </w:lvl>
   </w:abstractNum>
@@ -3108,10 +2686,10 @@
   <w:docDefaults>
     <w:rPrDefault>
       <w:rPr>
-        <w:rFonts w:asciiTheme="minorHAnsi" w:cstheme="minorBidi" w:eastAsiaTheme="minorHAnsi" w:hAnsiTheme="minorHAnsi"/>
+        <w:rFonts w:asciiTheme="minorHAnsi" w:eastAsiaTheme="minorHAnsi" w:hAnsiTheme="minorHAnsi" w:cstheme="minorBidi"/>
         <w:sz w:val="24"/>
         <w:szCs w:val="24"/>
-        <w:lang w:bidi="ar-SA" w:eastAsia="en-US" w:val="en-US"/>
+        <w:lang w:val="en-US" w:eastAsia="en-US" w:bidi="ar-SA"/>
       </w:rPr>
     </w:rPrDefault>
     <w:pPrDefault>
@@ -3120,35 +2698,35 @@
       </w:pPr>
     </w:pPrDefault>
   </w:docDefaults>
-  <w:latentStyles w:count="276" w:defLockedState="0" w:defQFormat="0" w:defSemiHidden="0" w:defUIPriority="0" w:defUnhideWhenUsed="0"/>
-  <w:style w:default="1" w:styleId="Normal" w:type="paragraph">
+  <w:latentStyles w:defLockedState="0" w:defUIPriority="0" w:defSemiHidden="0" w:defUnhideWhenUsed="0" w:defQFormat="0" w:count="276"/>
+  <w:style w:type="paragraph" w:default="1" w:styleId="Normal">
     <w:name w:val="Normal"/>
     <w:qFormat/>
   </w:style>
-  <w:style w:styleId="BodyText" w:type="paragraph">
+  <w:style w:type="paragraph" w:styleId="BodyText">
     <w:name w:val="Body Text"/>
     <w:basedOn w:val="Normal"/>
     <w:link w:val="BodyTextChar"/>
     <w:pPr>
-      <w:spacing w:after="180" w:before="180"/>
+      <w:spacing w:before="180" w:after="180"/>
     </w:pPr>
     <w:qFormat/>
   </w:style>
-  <w:style w:customStyle="1" w:styleId="FirstParagraph" w:type="paragraph">
+  <w:style w:type="paragraph" w:customStyle="1" w:styleId="FirstParagraph">
     <w:name w:val="First Paragraph"/>
     <w:basedOn w:val="BodyText"/>
     <w:next w:val="BodyText"/>
     <w:qFormat/>
   </w:style>
-  <w:style w:customStyle="1" w:styleId="Compact" w:type="paragraph">
+  <w:style w:type="paragraph" w:customStyle="1" w:styleId="Compact">
     <w:name w:val="Compact"/>
     <w:basedOn w:val="BodyText"/>
     <w:qFormat/>
     <w:pPr>
-      <w:spacing w:after="36" w:before="36"/>
+      <w:spacing w:before="36" w:after="36"/>
     </w:pPr>
   </w:style>
-  <w:style w:styleId="Title" w:type="paragraph">
+  <w:style w:type="paragraph" w:styleId="Title">
     <w:name w:val="Title"/>
     <w:basedOn w:val="Normal"/>
     <w:next w:val="BodyText"/>
@@ -3156,19 +2734,19 @@
     <w:pPr>
       <w:keepNext/>
       <w:keepLines/>
-      <w:spacing w:after="240" w:before="480"/>
+      <w:spacing w:before="480" w:after="240"/>
       <w:jc w:val="center"/>
     </w:pPr>
     <w:rPr>
-      <w:rFonts w:asciiTheme="majorHAnsi" w:cstheme="majorBidi" w:eastAsiaTheme="majorEastAsia" w:hAnsiTheme="majorHAnsi"/>
+      <w:rFonts w:asciiTheme="majorHAnsi" w:eastAsiaTheme="majorEastAsia" w:hAnsiTheme="majorHAnsi" w:cstheme="majorBidi"/>
       <w:b/>
       <w:bCs/>
-      <w:color w:themeColor="accent1" w:themeShade="B5" w:val="345A8A"/>
+      <w:color w:val="345A8A" w:themeColor="accent1" w:themeShade="B5"/>
       <w:sz w:val="36"/>
       <w:szCs w:val="36"/>
     </w:rPr>
   </w:style>
-  <w:style w:styleId="Subtitle" w:type="paragraph">
+  <w:style w:type="paragraph" w:styleId="Subtitle">
     <w:name w:val="Subtitle"/>
     <w:basedOn w:val="Title"/>
     <w:next w:val="BodyText"/>
@@ -3176,7 +2754,7 @@
     <w:pPr>
       <w:keepNext/>
       <w:keepLines/>
-      <w:spacing w:after="240" w:before="240"/>
+      <w:spacing w:before="240" w:after="240"/>
       <w:jc w:val="center"/>
     </w:pPr>
     <w:rPr>
@@ -3184,7 +2762,7 @@
       <w:szCs w:val="30"/>
     </w:rPr>
   </w:style>
-  <w:style w:customStyle="1" w:styleId="Author" w:type="paragraph">
+  <w:style w:type="paragraph" w:customStyle="1" w:styleId="Author">
     <w:name w:val="Author"/>
     <w:next w:val="BodyText"/>
     <w:qFormat/>
@@ -3194,7 +2772,7 @@
       <w:jc w:val="center"/>
     </w:pPr>
   </w:style>
-  <w:style w:styleId="Date" w:type="paragraph">
+  <w:style w:type="paragraph" w:styleId="Date">
     <w:name w:val="Date"/>
     <w:next w:val="BodyText"/>
     <w:qFormat/>
@@ -3204,26 +2782,7 @@
       <w:jc w:val="center"/>
     </w:pPr>
   </w:style>
-  <w:style w:customStyle="1" w:styleId="AbstractTitle" w:type="paragraph">
-    <w:name w:val="Abstract Title"/>
-    <w:basedOn w:val="Normal"/>
-    <w:next w:val="Abstract"/>
-    <w:qFormat/>
-    <w:pPr>
-      <w:keepNext/>
-      <w:keepLines/>
-      <w:jc w:val="center"/>
-      <w:spacing w:after="0" w:before="300"/>
-    </w:pPr>
-    <w:rPr>
-      <w:sz w:val="20"/>
-      <w:szCs w:val="20"/>
-      <w:b/>
-      <w:color w:val="345A8A"/>
-      &gt;
-    </w:rPr>
-  </w:style>
-  <w:style w:customStyle="1" w:styleId="Abstract" w:type="paragraph">
+  <w:style w:type="paragraph" w:customStyle="1" w:styleId="Abstract">
     <w:name w:val="Abstract"/>
     <w:basedOn w:val="Normal"/>
     <w:next w:val="BodyText"/>
@@ -3231,14 +2790,14 @@
     <w:pPr>
       <w:keepNext/>
       <w:keepLines/>
-      <w:spacing w:after="300" w:before="100"/>
+      <w:spacing w:before="300" w:after="300"/>
     </w:pPr>
     <w:rPr>
       <w:sz w:val="20"/>
       <w:szCs w:val="20"/>
     </w:rPr>
   </w:style>
-  <w:style w:styleId="Bibliography" w:type="paragraph">
+  <w:style w:type="paragraph" w:styleId="Bibliography">
     <w:name w:val="Bibliography"/>
     <w:basedOn w:val="Normal"/>
     <w:next w:val="Bibliography"/>
@@ -3246,7 +2805,7 @@
     <w:pPr/>
     <w:rPr/>
   </w:style>
-  <w:style w:styleId="Heading1" w:type="paragraph">
+  <w:style w:type="paragraph" w:styleId="Heading1">
     <w:name w:val="Heading 1"/>
     <w:basedOn w:val="Normal"/>
     <w:next w:val="BodyText"/>
@@ -3255,19 +2814,19 @@
     <w:pPr>
       <w:keepNext/>
       <w:keepLines/>
-      <w:spacing w:after="0" w:before="480"/>
+      <w:spacing w:before="480" w:after="0"/>
       <w:outlineLvl w:val="0"/>
     </w:pPr>
     <w:rPr>
-      <w:rFonts w:asciiTheme="majorHAnsi" w:cstheme="majorBidi" w:eastAsiaTheme="majorEastAsia" w:hAnsiTheme="majorHAnsi"/>
+      <w:rFonts w:asciiTheme="majorHAnsi" w:eastAsiaTheme="majorEastAsia" w:hAnsiTheme="majorHAnsi" w:cstheme="majorBidi"/>
       <w:b/>
       <w:bCs/>
-      <w:color w:themeColor="accent1" w:val="4F81BD"/>
+      <w:color w:val="4F81BD" w:themeColor="accent1"/>
       <w:sz w:val="32"/>
       <w:szCs w:val="32"/>
     </w:rPr>
   </w:style>
-  <w:style w:styleId="Heading2" w:type="paragraph">
+  <w:style w:type="paragraph" w:styleId="Heading2">
     <w:name w:val="Heading 2"/>
     <w:basedOn w:val="Normal"/>
     <w:next w:val="BodyText"/>
@@ -3277,19 +2836,19 @@
     <w:pPr>
       <w:keepNext/>
       <w:keepLines/>
-      <w:spacing w:after="0" w:before="200"/>
+      <w:spacing w:before="200" w:after="0"/>
       <w:outlineLvl w:val="1"/>
     </w:pPr>
     <w:rPr>
-      <w:rFonts w:asciiTheme="majorHAnsi" w:cstheme="majorBidi" w:eastAsiaTheme="majorEastAsia" w:hAnsiTheme="majorHAnsi"/>
+      <w:rFonts w:asciiTheme="majorHAnsi" w:eastAsiaTheme="majorEastAsia" w:hAnsiTheme="majorHAnsi" w:cstheme="majorBidi"/>
       <w:b/>
       <w:bCs/>
-      <w:color w:themeColor="accent1" w:val="4F81BD"/>
+      <w:color w:val="4F81BD" w:themeColor="accent1"/>
       <w:sz w:val="28"/>
       <w:szCs w:val="28"/>
     </w:rPr>
   </w:style>
-  <w:style w:styleId="Heading3" w:type="paragraph">
+  <w:style w:type="paragraph" w:styleId="Heading3">
     <w:name w:val="Heading 3"/>
     <w:basedOn w:val="Normal"/>
     <w:next w:val="BodyText"/>
@@ -3299,19 +2858,19 @@
     <w:pPr>
       <w:keepNext/>
       <w:keepLines/>
-      <w:spacing w:after="0" w:before="200"/>
+      <w:spacing w:before="200" w:after="0"/>
       <w:outlineLvl w:val="2"/>
     </w:pPr>
     <w:rPr>
-      <w:rFonts w:asciiTheme="majorHAnsi" w:cstheme="majorBidi" w:eastAsiaTheme="majorEastAsia" w:hAnsiTheme="majorHAnsi"/>
+      <w:rFonts w:asciiTheme="majorHAnsi" w:eastAsiaTheme="majorEastAsia" w:hAnsiTheme="majorHAnsi" w:cstheme="majorBidi"/>
       <w:b/>
       <w:bCs/>
-      <w:color w:themeColor="accent1" w:val="4F81BD"/>
+      <w:color w:val="4F81BD" w:themeColor="accent1"/>
       <w:sz w:val="24"/>
       <w:szCs w:val="24"/>
     </w:rPr>
   </w:style>
-  <w:style w:styleId="Heading4" w:type="paragraph">
+  <w:style w:type="paragraph" w:styleId="Heading4">
     <w:name w:val="Heading 4"/>
     <w:basedOn w:val="Normal"/>
     <w:next w:val="BodyText"/>
@@ -3321,19 +2880,19 @@
     <w:pPr>
       <w:keepNext/>
       <w:keepLines/>
-      <w:spacing w:after="0" w:before="200"/>
+      <w:spacing w:before="200" w:after="0"/>
       <w:outlineLvl w:val="3"/>
     </w:pPr>
     <w:rPr>
-      <w:rFonts w:asciiTheme="majorHAnsi" w:cstheme="majorBidi" w:eastAsiaTheme="majorEastAsia" w:hAnsiTheme="majorHAnsi"/>
+      <w:rFonts w:asciiTheme="majorHAnsi" w:eastAsiaTheme="majorEastAsia" w:hAnsiTheme="majorHAnsi" w:cstheme="majorBidi"/>
       <w:i/>
       <w:bCs/>
-      <w:color w:themeColor="accent1" w:val="4F81BD"/>
+      <w:color w:val="4F81BD" w:themeColor="accent1"/>
       <w:sz w:val="24"/>
       <w:szCs w:val="24"/>
     </w:rPr>
   </w:style>
-  <w:style w:styleId="Heading5" w:type="paragraph">
+  <w:style w:type="paragraph" w:styleId="Heading5">
     <w:name w:val="Heading 5"/>
     <w:basedOn w:val="Normal"/>
     <w:next w:val="BodyText"/>
@@ -3343,18 +2902,18 @@
     <w:pPr>
       <w:keepNext/>
       <w:keepLines/>
-      <w:spacing w:after="0" w:before="200"/>
+      <w:spacing w:before="200" w:after="0"/>
       <w:outlineLvl w:val="4"/>
     </w:pPr>
     <w:rPr>
-      <w:rFonts w:asciiTheme="majorHAnsi" w:cstheme="majorBidi" w:eastAsiaTheme="majorEastAsia" w:hAnsiTheme="majorHAnsi"/>
+      <w:rFonts w:asciiTheme="majorHAnsi" w:eastAsiaTheme="majorEastAsia" w:hAnsiTheme="majorHAnsi" w:cstheme="majorBidi"/>
       <w:iCs/>
-      <w:color w:themeColor="accent1" w:val="4F81BD"/>
+      <w:color w:val="4F81BD" w:themeColor="accent1"/>
       <w:sz w:val="24"/>
       <w:szCs w:val="24"/>
     </w:rPr>
   </w:style>
-  <w:style w:styleId="Heading6" w:type="paragraph">
+  <w:style w:type="paragraph" w:styleId="Heading6">
     <w:name w:val="Heading 6"/>
     <w:basedOn w:val="Normal"/>
     <w:next w:val="BodyText"/>
@@ -3364,17 +2923,17 @@
     <w:pPr>
       <w:keepNext/>
       <w:keepLines/>
-      <w:spacing w:after="0" w:before="200"/>
+      <w:spacing w:before="200" w:after="0"/>
       <w:outlineLvl w:val="5"/>
     </w:pPr>
     <w:rPr>
-      <w:rFonts w:asciiTheme="majorHAnsi" w:cstheme="majorBidi" w:eastAsiaTheme="majorEastAsia" w:hAnsiTheme="majorHAnsi"/>
-      <w:color w:themeColor="accent1" w:val="4F81BD"/>
+      <w:rFonts w:asciiTheme="majorHAnsi" w:eastAsiaTheme="majorEastAsia" w:hAnsiTheme="majorHAnsi" w:cstheme="majorBidi"/>
+      <w:color w:val="4F81BD" w:themeColor="accent1"/>
       <w:sz w:val="24"/>
       <w:szCs w:val="24"/>
     </w:rPr>
   </w:style>
-  <w:style w:styleId="Heading7" w:type="paragraph">
+  <w:style w:type="paragraph" w:styleId="Heading7">
     <w:name w:val="Heading 7"/>
     <w:basedOn w:val="Normal"/>
     <w:next w:val="BodyText"/>
@@ -3384,17 +2943,17 @@
     <w:pPr>
       <w:keepNext/>
       <w:keepLines/>
-      <w:spacing w:after="0" w:before="200"/>
+      <w:spacing w:before="200" w:after="0"/>
       <w:outlineLvl w:val="6"/>
     </w:pPr>
     <w:rPr>
-      <w:rFonts w:asciiTheme="majorHAnsi" w:cstheme="majorBidi" w:eastAsiaTheme="majorEastAsia" w:hAnsiTheme="majorHAnsi"/>
-      <w:color w:themeColor="accent1" w:val="4F81BD"/>
+      <w:rFonts w:asciiTheme="majorHAnsi" w:eastAsiaTheme="majorEastAsia" w:hAnsiTheme="majorHAnsi" w:cstheme="majorBidi"/>
+      <w:color w:val="4F81BD" w:themeColor="accent1"/>
       <w:sz w:val="24"/>
       <w:szCs w:val="24"/>
     </w:rPr>
   </w:style>
-  <w:style w:styleId="Heading8" w:type="paragraph">
+  <w:style w:type="paragraph" w:styleId="Heading8">
     <w:name w:val="Heading 8"/>
     <w:basedOn w:val="Normal"/>
     <w:next w:val="BodyText"/>
@@ -3404,17 +2963,17 @@
     <w:pPr>
       <w:keepNext/>
       <w:keepLines/>
-      <w:spacing w:after="0" w:before="200"/>
+      <w:spacing w:before="200" w:after="0"/>
       <w:outlineLvl w:val="7"/>
     </w:pPr>
     <w:rPr>
-      <w:rFonts w:asciiTheme="majorHAnsi" w:cstheme="majorBidi" w:eastAsiaTheme="majorEastAsia" w:hAnsiTheme="majorHAnsi"/>
-      <w:color w:themeColor="accent1" w:val="4F81BD"/>
+      <w:rFonts w:asciiTheme="majorHAnsi" w:eastAsiaTheme="majorEastAsia" w:hAnsiTheme="majorHAnsi" w:cstheme="majorBidi"/>
+      <w:color w:val="4F81BD" w:themeColor="accent1"/>
       <w:sz w:val="24"/>
       <w:szCs w:val="24"/>
     </w:rPr>
   </w:style>
-  <w:style w:styleId="Heading9" w:type="paragraph">
+  <w:style w:type="paragraph" w:styleId="Heading9">
     <w:name w:val="Heading 9"/>
     <w:basedOn w:val="Normal"/>
     <w:next w:val="BodyText"/>
@@ -3424,17 +2983,17 @@
     <w:pPr>
       <w:keepNext/>
       <w:keepLines/>
-      <w:spacing w:after="0" w:before="200"/>
+      <w:spacing w:before="200" w:after="0"/>
       <w:outlineLvl w:val="8"/>
     </w:pPr>
     <w:rPr>
-      <w:rFonts w:asciiTheme="majorHAnsi" w:cstheme="majorBidi" w:eastAsiaTheme="majorEastAsia" w:hAnsiTheme="majorHAnsi"/>
-      <w:color w:themeColor="accent1" w:val="4F81BD"/>
+      <w:rFonts w:asciiTheme="majorHAnsi" w:eastAsiaTheme="majorEastAsia" w:hAnsiTheme="majorHAnsi" w:cstheme="majorBidi"/>
+      <w:color w:val="4F81BD" w:themeColor="accent1"/>
       <w:sz w:val="24"/>
       <w:szCs w:val="24"/>
     </w:rPr>
   </w:style>
-  <w:style w:styleId="BlockText" w:type="paragraph">
+  <w:style w:type="paragraph" w:styleId="BlockText">
     <w:name w:val="Block Text"/>
     <w:basedOn w:val="BodyText"/>
     <w:next w:val="BodyText"/>
@@ -3442,11 +3001,11 @@
     <w:unhideWhenUsed/>
     <w:qFormat/>
     <w:pPr>
-      <w:spacing w:after="100" w:before="100"/>
+      <w:spacing w:before="100" w:after="100"/>
       <w:ind w:firstLine="0" w:left="480" w:right="480"/>
     </w:pPr>
   </w:style>
-  <w:style w:styleId="FootnoteText" w:type="paragraph">
+  <w:style w:type="paragraph" w:styleId="FootnoteText">
     <w:name w:val="Footnote Text"/>
     <w:basedOn w:val="Normal"/>
     <w:next w:val="FootnoteText"/>
@@ -3454,43 +3013,28 @@
     <w:unhideWhenUsed/>
     <w:qFormat/>
   </w:style>
-  <w:style w:default="1" w:styleId="DefaultParagraphFont" w:type="character">
+  <w:style w:type="character" w:default="1" w:styleId="DefaultParagraphFont">
     <w:name w:val="Default Paragraph Font"/>
     <w:semiHidden/>
     <w:unhideWhenUsed/>
   </w:style>
-  <w:style w:default="1" w:styleId="Table" w:type="table">
+  <w:style w:type="table" w:default="1" w:styleId="Table">
     <w:name w:val="Table"/>
     <w:basedOn w:val="TableNormal"/>
     <w:semiHidden/>
     <w:unhideWhenUsed/>
     <w:qFormat/>
     <w:tblPr>
-      <w:tblInd w:type="dxa" w:w="0"/>
+      <w:tblInd w:w="0" w:type="dxa"/>
       <w:tblCellMar>
-        <w:top w:type="dxa" w:w="0"/>
-        <w:left w:type="dxa" w:w="108"/>
-        <w:bottom w:type="dxa" w:w="0"/>
-        <w:right w:type="dxa" w:w="108"/>
+        <w:top w:w="0" w:type="dxa"/>
+        <w:left w:w="108" w:type="dxa"/>
+        <w:bottom w:w="0" w:type="dxa"/>
+        <w:right w:w="108" w:type="dxa"/>
       </w:tblCellMar>
     </w:tblPr>
-    <w:tblStylePr w:type="firstRow">
-      <w:tblPr>
-        <w:jc w:val="left"/>
-        <w:tblInd w:type="dxa" w:w="0"/>
-      </w:tblPr>
-      <w:trPr>
-        <w:jc w:val="left"/>
-      </w:trPr>
-      <w:tcPr>
-        <w:vAlign w:val="bottom"/>
-        <w:tcBorders>
-          <w:bottom w:val="single"/>
-        </w:tcBorders>
-      </w:tcPr>
-    </w:tblStylePr>
-  </w:style>
-  <w:style w:customStyle="1" w:styleId="DefinitionTerm" w:type="paragraph">
+  </w:style>
+  <w:style w:type="paragraph" w:customStyle="1" w:styleId="DefinitionTerm">
     <w:name w:val="Definition Term"/>
     <w:basedOn w:val="Normal"/>
     <w:next w:val="Definition"/>
@@ -3503,49 +3047,49 @@
       <w:b/>
     </w:rPr>
   </w:style>
-  <w:style w:customStyle="1" w:styleId="Definition" w:type="paragraph">
+  <w:style w:type="paragraph" w:customStyle="1" w:styleId="Definition">
     <w:name w:val="Definition"/>
     <w:basedOn w:val="Normal"/>
   </w:style>
-  <w:style w:styleId="Caption" w:type="paragraph">
+  <w:style w:type="paragraph" w:styleId="Caption">
     <w:name w:val="Caption"/>
     <w:basedOn w:val="Normal"/>
     <w:link w:val="BodyTextChar"/>
     <w:pPr>
-      <w:spacing w:after="120" w:before="0"/>
+      <w:spacing w:before="0" w:after="120"/>
     </w:pPr>
     <w:rPr>
       <w:i/>
     </w:rPr>
   </w:style>
-  <w:style w:customStyle="1" w:styleId="TableCaption" w:type="paragraph">
+  <w:style w:type="paragraph" w:customStyle="1" w:styleId="TableCaption">
     <w:name w:val="Table Caption"/>
     <w:basedOn w:val="Caption"/>
     <w:pPr>
       <w:keepNext/>
     </w:pPr>
   </w:style>
-  <w:style w:customStyle="1" w:styleId="ImageCaption" w:type="paragraph">
+  <w:style w:type="paragraph" w:customStyle="1" w:styleId="ImageCaption">
     <w:name w:val="Image Caption"/>
     <w:basedOn w:val="Caption"/>
   </w:style>
-  <w:style w:customStyle="1" w:styleId="Figure" w:type="paragraph">
+  <w:style w:type="paragraph" w:customStyle="1" w:styleId="Figure">
     <w:name w:val="Figure"/>
     <w:basedOn w:val="Normal"/>
   </w:style>
-  <w:style w:customStyle="1" w:styleId="CaptionedFigure" w:type="paragraph">
+  <w:style w:type="paragraph" w:customStyle="1" w:styleId="CaptionedFigure">
     <w:name w:val="Captioned Figure"/>
     <w:basedOn w:val="Figure"/>
     <w:pPr>
       <w:keepNext/>
     </w:pPr>
   </w:style>
-  <w:style w:customStyle="1" w:styleId="BodyTextChar" w:type="character">
+  <w:style w:type="character" w:customStyle="1" w:styleId="BodyTextChar">
     <w:name w:val="Body Text Char"/>
     <w:basedOn w:val="DefaultParagraphFont"/>
     <w:link w:val="BodyText"/>
   </w:style>
-  <w:style w:customStyle="1" w:styleId="VerbatimChar" w:type="character">
+  <w:style w:type="character" w:customStyle="1" w:styleId="VerbatimChar">
     <w:name w:val="Verbatim Char"/>
     <w:basedOn w:val="BodyTextChar"/>
     <w:rPr>
@@ -3553,25 +3097,21 @@
       <w:sz w:val="22"/>
     </w:rPr>
   </w:style>
-  <w:style w:customStyle="1" w:styleId="SectionNumber" w:type="character">
-    <w:name w:val="Section Number"/>
-    <w:basedOn w:val="BodyTextChar"/>
-  </w:style>
-  <w:style w:styleId="FootnoteReference" w:type="character">
+  <w:style w:type="character" w:styleId="FootnoteReference">
     <w:name w:val="Footnote Reference"/>
     <w:basedOn w:val="BodyTextChar"/>
     <w:rPr>
       <w:vertAlign w:val="superscript"/>
     </w:rPr>
   </w:style>
-  <w:style w:styleId="Hyperlink" w:type="character">
+  <w:style w:type="character" w:styleId="Hyperlink">
     <w:name w:val="Hyperlink"/>
     <w:basedOn w:val="BodyTextChar"/>
     <w:rPr>
-      <w:color w:themeColor="accent1" w:val="4F81BD"/>
-    </w:rPr>
-  </w:style>
-  <w:style w:styleId="TOCHeading" w:type="paragraph">
+      <w:color w:val="4F81BD" w:themeColor="accent1"/>
+    </w:rPr>
+  </w:style>
+  <w:style w:type="paragraph" w:styleId="TOCHeading">
     <w:name w:val="TOC Heading"/>
     <w:basedOn w:val="Heading1"/>
     <w:next w:val="BodyText"/>
@@ -3583,10 +3123,10 @@
       <w:outlineLvl w:val="9"/>
     </w:pPr>
     <w:rPr>
-      <w:rFonts w:asciiTheme="majorHAnsi" w:cstheme="majorBidi" w:eastAsiaTheme="majorEastAsia" w:hAnsiTheme="majorHAnsi"/>
+      <w:rFonts w:asciiTheme="majorHAnsi" w:eastAsiaTheme="majorEastAsia" w:hAnsiTheme="majorHAnsi" w:cstheme="majorBidi"/>
       <w:b w:val="0"/>
       <w:bCs w:val="0"/>
-      <w:color w:themeColor="accent1" w:themeShade="BF" w:val="365F91"/>
+      <w:color w:val="365F91" w:themeColor="accent1" w:themeShade="BF"/>
     </w:rPr>
   </w:style>
   <w:style w:type="paragraph" w:customStyle="1" w:styleId="SourceCode">
@@ -3678,10 +3218,7 @@
   <w:style w:type="character" w:customStyle="1" w:styleId="ImportTok">
     <w:name w:val="ImportTok"/>
     <w:basedOn w:val="VerbatimChar"/>
-    <w:rPr>
-      <w:color w:val="008000"/>
-      <w:b/>
-    </w:rPr>
+    <w:rPr/>
   </w:style>
   <w:style w:type="character" w:customStyle="1" w:styleId="CommentTok">
     <w:name w:val="CommentTok"/>
@@ -3756,9 +3293,7 @@
   <w:style w:type="character" w:customStyle="1" w:styleId="BuiltInTok">
     <w:name w:val="BuiltInTok"/>
     <w:basedOn w:val="VerbatimChar"/>
-    <w:rPr>
-      <w:color w:val="008000"/>
-    </w:rPr>
+    <w:rPr/>
   </w:style>
   <w:style w:type="character" w:customStyle="1" w:styleId="ExtensionTok">
     <w:name w:val="ExtensionTok"/>

--- a/Phieu_lua_chon_va_danh_gia_de_tai_DATN_HK1_2026_2027.docx
+++ b/Phieu_lua_chon_va_danh_gia_de_tai_DATN_HK1_2026_2027.docx
@@ -46,7 +46,7 @@
         <w:rPr>
           <w:b/>
         </w:rPr>
-        <w:t xml:space="preserve">Đồ án tốt nghiệp HK1 2026-2027 · Nhóm A - Digital IC/FPGA/ASIC · Nhóm B - Polar Code</w:t>
+        <w:t xml:space="preserve">Đồ án tốt nghiệp HK1 2026-2027 · Nhóm A — Vi mạch số: RTL · FPGA · ASIC · Nhóm B — Polar coding: từ thuật toán tới phần cứng · Nhóm C — Hệ nhúng, IoT và co-design thuật toán–phần cứng</w:t>
       </w:r>
     </w:p>
     <w:p>
@@ -54,7 +54,7 @@
         <w:pStyle w:val="BodyText"/>
       </w:pPr>
       <w:r>
-        <w:t xml:space="preserve">Engineering &amp; Research Mentoring Program (Lucero) · Phiên bản 1.6.0 · 2026-08-23</w:t>
+        <w:t xml:space="preserve">Engineering &amp; Research Mentoring Program (Lucero) · Phiên bản 1.7.0 · 2026-08-23</w:t>
       </w:r>
     </w:p>
     <w:p>

--- a/Phieu_lua_chon_va_danh_gia_de_tai_DATN_HK1_2026_2027.docx
+++ b/Phieu_lua_chon_va_danh_gia_de_tai_DATN_HK1_2026_2027.docx
@@ -54,7 +54,7 @@
         <w:pStyle w:val="BodyText"/>
       </w:pPr>
       <w:r>
-        <w:t xml:space="preserve">Engineering &amp; Research Mentoring Program (Lucero) · Phiên bản 1.7.0 · 2026-08-23</w:t>
+        <w:t xml:space="preserve">Engineering &amp; Research Mentoring Program (Lucero) · Phiên bản 1.8.0 · 2026-09-02</w:t>
       </w:r>
     </w:p>
     <w:p>

--- a/Phieu_lua_chon_va_danh_gia_de_tai_DATN_HK1_2026_2027.docx
+++ b/Phieu_lua_chon_va_danh_gia_de_tai_DATN_HK1_2026_2027.docx
@@ -54,7 +54,7 @@
         <w:pStyle w:val="BodyText"/>
       </w:pPr>
       <w:r>
-        <w:t xml:space="preserve">Engineering &amp; Research Mentoring Program (Lucero) · Phiên bản 1.8.0 · 2026-09-02</w:t>
+        <w:t xml:space="preserve">Engineering &amp; Research Mentoring Program (Lucero) · Phiên bản 1.9.0 · 2026-09-02</w:t>
       </w:r>
     </w:p>
     <w:p>

--- a/Phieu_lua_chon_va_danh_gia_de_tai_DATN_HK1_2026_2027.docx
+++ b/Phieu_lua_chon_va_danh_gia_de_tai_DATN_HK1_2026_2027.docx
@@ -54,7 +54,7 @@
         <w:pStyle w:val="BodyText"/>
       </w:pPr>
       <w:r>
-        <w:t xml:space="preserve">Engineering &amp; Research Mentoring Program (Lucero) · Phiên bản 1.9.0 · 2026-09-02</w:t>
+        <w:t xml:space="preserve">Engineering &amp; Research Mentoring Program (Lucero) · Phiên bản 1.10.0 · 2026-09-04</w:t>
       </w:r>
     </w:p>
     <w:p>
